--- a/tarea-4-compuertas-logicas/Tarea4_Circuitos_con_compuertas_logicas.docx
+++ b/tarea-4-compuertas-logicas/Tarea4_Circuitos_con_compuertas_logicas.docx
@@ -4,7 +4,7 @@
   <w:body>
     <w:p>
       <w:pPr>
-        <w:spacing w:after="120" w:before="1600"/>
+        <w:spacing w:after="700" w:before="2600"/>
         <w:jc w:val="center"/>
       </w:pPr>
       <w:r>
@@ -12,15 +12,67 @@
           <w:rFonts w:ascii="Arial" w:cs="Arial" w:eastAsia="Arial" w:hAnsi="Arial"/>
           <w:b/>
           <w:bCs/>
-          <w:sz w:val="36"/>
-          <w:szCs w:val="36"/>
-        </w:rPr>
-        <w:t xml:space="preserve">UNIVERSIDAD ANÁHUAC</w:t>
-      </w:r>
-    </w:p>
-    <w:p>
-      <w:pPr>
-        <w:spacing w:after="1200" w:before="0"/>
+          <w:color w:val="5C3A1E"/>
+          <w:sz w:val="28"/>
+          <w:szCs w:val="28"/>
+        </w:rPr>
+        <w:t xml:space="preserve">Online</w:t>
+      </w:r>
+    </w:p>
+    <w:p>
+      <w:pPr>
+        <w:spacing w:after="220" w:before="0"/>
+        <w:jc w:val="center"/>
+      </w:pPr>
+      <w:r>
+        <w:rPr>
+          <w:rFonts w:ascii="Arial" w:cs="Arial" w:eastAsia="Arial" w:hAnsi="Arial"/>
+          <w:b/>
+          <w:bCs/>
+          <w:color w:val="C4841D"/>
+          <w:sz w:val="40"/>
+          <w:szCs w:val="40"/>
+        </w:rPr>
+        <w:t xml:space="preserve">Matemáticas Discretas</w:t>
+      </w:r>
+    </w:p>
+    <w:p>
+      <w:pPr>
+        <w:spacing w:after="900" w:before="0"/>
+        <w:jc w:val="center"/>
+      </w:pPr>
+      <w:r>
+        <w:rPr>
+          <w:rFonts w:ascii="Arial" w:cs="Arial" w:eastAsia="Arial" w:hAnsi="Arial"/>
+          <w:b/>
+          <w:bCs/>
+          <w:color w:val="000000"/>
+          <w:sz w:val="28"/>
+          <w:szCs w:val="28"/>
+        </w:rPr>
+        <w:t xml:space="preserve">Ing. en Sistemas Computacionales</w:t>
+      </w:r>
+    </w:p>
+    <w:p>
+      <w:pPr>
+        <w:spacing w:after="220" w:before="0"/>
+        <w:jc w:val="center"/>
+      </w:pPr>
+      <w:r>
+        <w:rPr>
+          <w:rFonts w:ascii="Arial" w:cs="Arial" w:eastAsia="Arial" w:hAnsi="Arial"/>
+          <w:b/>
+          <w:bCs/>
+          <w:color w:val="C4841D"/>
+          <w:sz w:val="30"/>
+          <w:szCs w:val="30"/>
+        </w:rPr>
+        <w:t xml:space="preserve">José Manuel Rodríguez Cantú</w:t>
+      </w:r>
+    </w:p>
+    <w:p>
+      <w:pPr>
+        <w:spacing w:after="900" w:before="0"/>
         <w:jc w:val="center"/>
       </w:pPr>
       <w:r>
@@ -28,134 +80,68 @@
           <w:rFonts w:ascii="Arial" w:cs="Arial" w:eastAsia="Arial" w:hAnsi="Arial"/>
           <w:b w:val="false"/>
           <w:bCs w:val="false"/>
+          <w:color w:val="404040"/>
           <w:sz w:val="26"/>
           <w:szCs w:val="26"/>
         </w:rPr>
-        <w:t xml:space="preserve">[Escuela o Facultad]</w:t>
+        <w:t xml:space="preserve">00612676</w:t>
+      </w:r>
+    </w:p>
+    <w:p>
+      <w:pPr>
+        <w:spacing w:after="220" w:before="0"/>
+        <w:jc w:val="center"/>
+      </w:pPr>
+      <w:r>
+        <w:rPr>
+          <w:rFonts w:ascii="Arial" w:cs="Arial" w:eastAsia="Arial" w:hAnsi="Arial"/>
+          <w:b/>
+          <w:bCs/>
+          <w:color w:val="C4841D"/>
+          <w:sz w:val="32"/>
+          <w:szCs w:val="32"/>
+        </w:rPr>
+        <w:t xml:space="preserve">Tarea 4: Circuitos con compuertas lógicas y su aplicación</w:t>
+      </w:r>
+    </w:p>
+    <w:p>
+      <w:pPr>
+        <w:spacing w:after="900" w:before="0"/>
+        <w:jc w:val="center"/>
+      </w:pPr>
+      <w:r>
+        <w:rPr>
+          <w:rFonts w:ascii="Arial" w:cs="Arial" w:eastAsia="Arial" w:hAnsi="Arial"/>
+          <w:b/>
+          <w:bCs/>
+          <w:color w:val="000000"/>
+          <w:sz w:val="28"/>
+          <w:szCs w:val="28"/>
+        </w:rPr>
+        <w:t xml:space="preserve">Módulo 4: Álgebra Booleana</w:t>
+      </w:r>
+    </w:p>
+    <w:p>
+      <w:pPr>
+        <w:spacing w:after="900" w:before="0"/>
+        <w:jc w:val="center"/>
+      </w:pPr>
+      <w:r>
+        <w:rPr>
+          <w:rFonts w:ascii="Arial" w:cs="Arial" w:eastAsia="Arial" w:hAnsi="Arial"/>
+          <w:b/>
+          <w:bCs/>
+          <w:color w:val="C4841D"/>
+          <w:sz w:val="28"/>
+          <w:szCs w:val="28"/>
+        </w:rPr>
+        <w:t xml:space="preserve">Ana Laura Merino Díaz</w:t>
       </w:r>
     </w:p>
     <w:p>
       <w:pPr>
         <w:spacing w:after="120" w:before="0"/>
         <w:jc w:val="center"/>
-      </w:pPr>
-      <w:r>
-        <w:rPr>
-          <w:rFonts w:ascii="Arial" w:cs="Arial" w:eastAsia="Arial" w:hAnsi="Arial"/>
-          <w:b/>
-          <w:bCs/>
-          <w:sz w:val="30"/>
-          <w:szCs w:val="30"/>
-        </w:rPr>
-        <w:t xml:space="preserve">Tarea 4</w:t>
-      </w:r>
-    </w:p>
-    <w:p>
-      <w:pPr>
-        <w:spacing w:after="1200" w:before="0"/>
-        <w:jc w:val="center"/>
-      </w:pPr>
-      <w:r>
-        <w:rPr>
-          <w:rFonts w:ascii="Arial" w:cs="Arial" w:eastAsia="Arial" w:hAnsi="Arial"/>
-          <w:b/>
-          <w:bCs/>
-          <w:sz w:val="32"/>
-          <w:szCs w:val="32"/>
-        </w:rPr>
-        <w:t xml:space="preserve">Circuitos con compuertas lógicas y su aplicación</w:t>
-      </w:r>
-    </w:p>
-    <w:p>
-      <w:pPr>
-        <w:spacing w:after="200" w:before="0"/>
-        <w:jc w:val="center"/>
-      </w:pPr>
-      <w:r>
-        <w:rPr>
-          <w:rFonts w:ascii="Arial" w:cs="Arial" w:eastAsia="Arial" w:hAnsi="Arial"/>
-          <w:b w:val="false"/>
-          <w:bCs w:val="false"/>
-          <w:sz w:val="24"/>
-          <w:szCs w:val="24"/>
-        </w:rPr>
-        <w:t xml:space="preserve">Materia: [Nombre de la materia]</w:t>
-      </w:r>
-    </w:p>
-    <w:p>
-      <w:pPr>
-        <w:spacing w:after="200" w:before="0"/>
-        <w:jc w:val="center"/>
-      </w:pPr>
-      <w:r>
-        <w:rPr>
-          <w:rFonts w:ascii="Arial" w:cs="Arial" w:eastAsia="Arial" w:hAnsi="Arial"/>
-          <w:b w:val="false"/>
-          <w:bCs w:val="false"/>
-          <w:sz w:val="24"/>
-          <w:szCs w:val="24"/>
-        </w:rPr>
-        <w:t xml:space="preserve">Alumno(a): [Nombre completo del alumno]</w:t>
-      </w:r>
-    </w:p>
-    <w:p>
-      <w:pPr>
-        <w:spacing w:after="200" w:before="0"/>
-        <w:jc w:val="center"/>
-      </w:pPr>
-      <w:r>
-        <w:rPr>
-          <w:rFonts w:ascii="Arial" w:cs="Arial" w:eastAsia="Arial" w:hAnsi="Arial"/>
-          <w:b w:val="false"/>
-          <w:bCs w:val="false"/>
-          <w:sz w:val="24"/>
-          <w:szCs w:val="24"/>
-        </w:rPr>
-        <w:t xml:space="preserve">Matrícula: [Matrícula]</w:t>
-      </w:r>
-    </w:p>
-    <w:p>
-      <w:pPr>
-        <w:spacing w:after="200" w:before="0"/>
-        <w:jc w:val="center"/>
-      </w:pPr>
-      <w:r>
-        <w:rPr>
-          <w:rFonts w:ascii="Arial" w:cs="Arial" w:eastAsia="Arial" w:hAnsi="Arial"/>
-          <w:b w:val="false"/>
-          <w:bCs w:val="false"/>
-          <w:sz w:val="24"/>
-          <w:szCs w:val="24"/>
-        </w:rPr>
-        <w:t xml:space="preserve">Profesor(a): [Nombre del profesor]</w:t>
-      </w:r>
-    </w:p>
-    <w:p>
-      <w:pPr>
-        <w:spacing w:after="0" w:before="0"/>
-        <w:jc w:val="center"/>
-      </w:pPr>
-      <w:r>
-        <w:rPr>
-          <w:rFonts w:ascii="Arial" w:cs="Arial" w:eastAsia="Arial" w:hAnsi="Arial"/>
-          <w:b w:val="false"/>
-          <w:bCs w:val="false"/>
-          <w:sz w:val="24"/>
-          <w:szCs w:val="24"/>
-        </w:rPr>
-        <w:t xml:space="preserve">Fecha de entrega: 2 de agosto de 2026</w:t>
-      </w:r>
-    </w:p>
-    <w:p>
-      <w:r>
-        <w:br w:type="page"/>
-      </w:r>
-    </w:p>
-    <w:p>
-      <w:pPr>
-        <w:pStyle w:val="Heading1"/>
-        <w:keepNext/>
-        <w:spacing w:after="120" w:before="240"/>
       </w:pPr>
       <w:r>
         <w:rPr>
@@ -166,6 +152,46 @@
           <w:sz w:val="26"/>
           <w:szCs w:val="26"/>
         </w:rPr>
+        <w:t xml:space="preserve">Fecha:</w:t>
+      </w:r>
+    </w:p>
+    <w:p>
+      <w:pPr>
+        <w:spacing w:after="0" w:before="0"/>
+        <w:jc w:val="center"/>
+      </w:pPr>
+      <w:r>
+        <w:rPr>
+          <w:rFonts w:ascii="Arial" w:cs="Arial" w:eastAsia="Arial" w:hAnsi="Arial"/>
+          <w:b w:val="false"/>
+          <w:bCs w:val="false"/>
+          <w:color w:val="000000"/>
+          <w:sz w:val="26"/>
+          <w:szCs w:val="26"/>
+        </w:rPr>
+        <w:t xml:space="preserve">2 de agosto de 2026</w:t>
+      </w:r>
+    </w:p>
+    <w:p>
+      <w:r>
+        <w:br w:type="page"/>
+      </w:r>
+    </w:p>
+    <w:p>
+      <w:pPr>
+        <w:pStyle w:val="Heading1"/>
+        <w:keepNext/>
+        <w:spacing w:after="120" w:before="240"/>
+      </w:pPr>
+      <w:r>
+        <w:rPr>
+          <w:rFonts w:ascii="Arial" w:cs="Arial" w:eastAsia="Arial" w:hAnsi="Arial"/>
+          <w:b/>
+          <w:bCs/>
+          <w:color w:val="000000"/>
+          <w:sz w:val="26"/>
+          <w:szCs w:val="26"/>
+        </w:rPr>
         <w:t xml:space="preserve">1. Introducción</w:t>
       </w:r>
     </w:p>
@@ -180,7 +206,7 @@
           <w:sz w:val="24"/>
           <w:szCs w:val="24"/>
         </w:rPr>
-        <w:t xml:space="preserve">Las compuertas lógicas son los bloques fundamentales de los sistemas digitales: dispositivos que reciben una o más señales binarias y producen una salida que depende de una operación del álgebra de Boole. A partir de su combinación es posible construir circuitos que resuelven problemas reales de control y automatización, desde una alarma doméstica hasta el procesador de una computadora.</w:t>
+        <w:t xml:space="preserve">Las compuertas lógicas son los bloques básicos de los sistemas digitales. Son dispositivos que reciben una o más señales binarias y entregan una salida que depende de una operación del álgebra de Boole. Al combinarlas se pueden construir circuitos que resuelven problemas reales de control y automatización, desde una alarma de casa hasta el procesador de una computadora.</w:t>
       </w:r>
     </w:p>
     <w:p>
@@ -194,7 +220,7 @@
           <w:sz w:val="24"/>
           <w:szCs w:val="24"/>
         </w:rPr>
-        <w:t xml:space="preserve">En el módulo anterior se elaboró la tabla de verdad de un problema de aplicación; en este reporte, elaborado con base en las lecturas elementales del curso y en fuentes externas de consulta, se retoma ese mismo problema para llevarlo hasta el diseño del circuito y su comprobación por software: una puerta electrónica para una granja que solo debe abrirse ante combinaciones específicas de tres botones (A, B y C). Para ello se describen primero las compuertas lógicas básicas, después se analiza el problema y se obtiene su función booleana a partir de la tabla de verdad, se simplifica dicha función, se diseña el circuito correspondiente y, por último, se comprueban los resultados con MATLAB.</w:t>
+        <w:t xml:space="preserve">En el módulo anterior se elaboró la tabla de verdad de un problema de aplicación. En este reporte, que toma como base las lecturas del curso y algunas fuentes externas, se retoma ese mismo problema para llegar hasta el diseño del circuito y su comprobación por software: una puerta electrónica para una granja que solo debe abrirse con ciertas combinaciones de tres botones (A, B y C). Primero se describen las compuertas lógicas básicas, después se analiza el problema y se obtiene la función booleana a partir de la tabla de verdad, luego se simplifica la función y se diseña el circuito, y al final se comprueban los resultados con MATLAB.</w:t>
       </w:r>
     </w:p>
     <w:p>
@@ -417,6 +443,9 @@
         </w:tc>
       </w:tr>
       <w:tr>
+        <w:trPr>
+          <w:cantSplit/>
+        </w:trPr>
         <w:tc>
           <w:tcPr>
             <w:tcW w:type="dxa" w:w="1250"/>
@@ -567,7 +596,7 @@
                 <w:sz w:val="20"/>
                 <w:szCs w:val="20"/>
               </w:rPr>
-              <w:t xml:space="preserve">Tiene una sola entrada. Invierte el valor lógico: la salida es 1 únicamente cuando la entrada es 0, y viceversa.</w:t>
+              <w:t xml:space="preserve">Tiene una sola entrada. Invierte el valor de la entrada: si recibe 0 entrega 1, y si recibe 1 entrega 0.</w:t>
             </w:r>
           </w:p>
         </w:tc>
@@ -599,6 +628,9 @@
         </w:tc>
       </w:tr>
       <w:tr>
+        <w:trPr>
+          <w:cantSplit/>
+        </w:trPr>
         <w:tc>
           <w:tcPr>
             <w:tcW w:type="dxa" w:w="1250"/>
@@ -765,6 +797,9 @@
         </w:tc>
       </w:tr>
       <w:tr>
+        <w:trPr>
+          <w:cantSplit/>
+        </w:trPr>
         <w:tc>
           <w:tcPr>
             <w:tcW w:type="dxa" w:w="1250"/>
@@ -931,6 +966,9 @@
         </w:tc>
       </w:tr>
       <w:tr>
+        <w:trPr>
+          <w:cantSplit/>
+        </w:trPr>
         <w:tc>
           <w:tcPr>
             <w:tcW w:type="dxa" w:w="1250"/>
@@ -1097,6 +1135,9 @@
         </w:tc>
       </w:tr>
       <w:tr>
+        <w:trPr>
+          <w:cantSplit/>
+        </w:trPr>
         <w:tc>
           <w:tcPr>
             <w:tcW w:type="dxa" w:w="1250"/>
@@ -1263,6 +1304,9 @@
         </w:tc>
       </w:tr>
       <w:tr>
+        <w:trPr>
+          <w:cantSplit/>
+        </w:trPr>
         <w:tc>
           <w:tcPr>
             <w:tcW w:type="dxa" w:w="1250"/>
@@ -1429,6 +1473,9 @@
         </w:tc>
       </w:tr>
       <w:tr>
+        <w:trPr>
+          <w:cantSplit/>
+        </w:trPr>
         <w:tc>
           <w:tcPr>
             <w:tcW w:type="dxa" w:w="1250"/>
@@ -1638,7 +1685,7 @@
           <w:sz w:val="24"/>
           <w:szCs w:val="24"/>
         </w:rPr>
-        <w:t xml:space="preserve">Las condiciones de apertura establecidas son dos: 1) que se pulse únicamente C, con A y B en reposo (A = 0, B = 0, C = 1); y 2) que se pulsen los tres botones a la vez (A = 1, B = 1, C = 1). En cualquier otra de las ocho combinaciones posibles la puerta debe permanecer cerrada, lo que aporta seguridad: quien no conozca la clave difícilmente acertará una de las dos combinaciones válidas.</w:t>
+        <w:t xml:space="preserve">Las condiciones de apertura son dos: 1) que se pulse únicamente C, con A y B en reposo (A = 0, B = 0, C = 1); y 2) que se pulsen los tres botones a la vez (A = 1, B = 1, C = 1). En cualquier otra de las ocho combinaciones posibles la puerta debe permanecer cerrada. Esto da seguridad, porque es difícil que alguien que no conozca la clave atine a una de las dos combinaciones válidas.</w:t>
       </w:r>
     </w:p>
     <w:p>
@@ -1694,6 +1741,7 @@
       </w:tblGrid>
       <w:tr>
         <w:trPr>
+          <w:cantSplit/>
           <w:tblHeader/>
         </w:trPr>
         <w:tc>
@@ -1843,6 +1891,9 @@
         </w:tc>
       </w:tr>
       <w:tr>
+        <w:trPr>
+          <w:cantSplit/>
+        </w:trPr>
         <w:tc>
           <w:tcPr>
             <w:tcW w:type="dxa" w:w="700"/>
@@ -1985,6 +2036,9 @@
         </w:tc>
       </w:tr>
       <w:tr>
+        <w:trPr>
+          <w:cantSplit/>
+        </w:trPr>
         <w:tc>
           <w:tcPr>
             <w:tcW w:type="dxa" w:w="700"/>
@@ -2128,6 +2182,9 @@
         </w:tc>
       </w:tr>
       <w:tr>
+        <w:trPr>
+          <w:cantSplit/>
+        </w:trPr>
         <w:tc>
           <w:tcPr>
             <w:tcW w:type="dxa" w:w="700"/>
@@ -2270,6 +2327,9 @@
         </w:tc>
       </w:tr>
       <w:tr>
+        <w:trPr>
+          <w:cantSplit/>
+        </w:trPr>
         <w:tc>
           <w:tcPr>
             <w:tcW w:type="dxa" w:w="700"/>
@@ -2412,6 +2472,9 @@
         </w:tc>
       </w:tr>
       <w:tr>
+        <w:trPr>
+          <w:cantSplit/>
+        </w:trPr>
         <w:tc>
           <w:tcPr>
             <w:tcW w:type="dxa" w:w="700"/>
@@ -2554,6 +2617,9 @@
         </w:tc>
       </w:tr>
       <w:tr>
+        <w:trPr>
+          <w:cantSplit/>
+        </w:trPr>
         <w:tc>
           <w:tcPr>
             <w:tcW w:type="dxa" w:w="700"/>
@@ -2696,6 +2762,9 @@
         </w:tc>
       </w:tr>
       <w:tr>
+        <w:trPr>
+          <w:cantSplit/>
+        </w:trPr>
         <w:tc>
           <w:tcPr>
             <w:tcW w:type="dxa" w:w="700"/>
@@ -2838,6 +2907,9 @@
         </w:tc>
       </w:tr>
       <w:tr>
+        <w:trPr>
+          <w:cantSplit/>
+        </w:trPr>
         <w:tc>
           <w:tcPr>
             <w:tcW w:type="dxa" w:w="700"/>
@@ -3100,7 +3172,7 @@
           <w:sz w:val="24"/>
           <w:szCs w:val="24"/>
         </w:rPr>
-        <w:t xml:space="preserve">El mapa de Karnaugh de la Tabla 3 confirma el resultado: los minitérminos m₁ y m₇ no son celdas adyacentes (difieren en dos variables), así que no pueden agruparse entre sí y la reducción se obtiene por factorización algebraica. La simplificación es significativa: la forma canónica requiere dos inversores, dos compuertas AND de tres entradas y una OR (cinco compuertas), mientras que la forma simplificada solo necesita una XNOR y una AND (dos compuertas).</w:t>
+        <w:t xml:space="preserve">El mapa de Karnaugh de la Tabla 3 confirma el resultado: los minitérminos m₁ y m₇ no son celdas adyacentes (difieren en dos variables), así que no pueden agruparse entre sí y la reducción se obtiene por factorización. El ahorro es claro: la forma canónica requiere dos inversores, dos compuertas AND de tres entradas y una OR (cinco compuertas), mientras que la forma simplificada solo necesita una XNOR y una AND (dos compuertas).</w:t>
       </w:r>
     </w:p>
     <w:p>
@@ -4482,7 +4554,7 @@
           <w:sz w:val="24"/>
           <w:szCs w:val="24"/>
         </w:rPr>
-        <w:t xml:space="preserve">El resultado obtenido tiene una lectura física clara: la puerta de la granja se abre únicamente en 2 de las 8 combinaciones posibles. El botón C cumple la función de confirmación —sin él la puerta jamás se abre—, mientras que los botones A y B deben encontrarse en el mismo estado, ya sea ambos en reposo (condición 1) o ambos pulsados (condición 2). Cualquier intento de apertura pulsando solo A, solo B o combinaciones parciales como A y C o B y C mantiene la puerta cerrada.</w:t>
+        <w:t xml:space="preserve">El resultado tiene una interpretación física clara: la puerta de la granja se abre únicamente en 2 de las 8 combinaciones posibles. El botón C funciona como confirmación, ya que si no se pulsa la puerta no se abre. Además, los botones A y B deben estar en el mismo estado: los dos en reposo (condición 1) o los dos pulsados (condición 2). Si se pulsa solo A, solo B o combinaciones parciales como A y C o B y C, la puerta se queda cerrada.</w:t>
       </w:r>
     </w:p>
     <w:p>
@@ -4496,7 +4568,7 @@
           <w:sz w:val="24"/>
           <w:szCs w:val="24"/>
         </w:rPr>
-        <w:t xml:space="preserve">La simplificación algebraica redujo el circuito de cinco compuertas a solo dos, sin alterar su comportamiento, lo cual se comprobó formalmente con MATLAB. En la práctica esto se traduce en menor costo de componentes, menos conexiones susceptibles de falla y menor retardo de propagación de la señal.</w:t>
+        <w:t xml:space="preserve">La simplificación algebraica redujo el circuito de cinco compuertas a solo dos sin cambiar su comportamiento, y esto se comprobó con MATLAB. En la práctica, esto significa menor costo de componentes, menos conexiones que puedan fallar y una respuesta más rápida del circuito.</w:t>
       </w:r>
     </w:p>
     <w:p>
@@ -4510,7 +4582,7 @@
           <w:sz w:val="24"/>
           <w:szCs w:val="24"/>
         </w:rPr>
-        <w:t xml:space="preserve">Se concluye que el álgebra de Boole y las compuertas lógicas permiten traducir de forma sistemática un requerimiento verbal —las condiciones de apertura de una puerta— en un circuito digital funcional y óptimo: partir de la tabla de verdad garantiza que el diseño cumpla exactamente las especificaciones, la simplificación optimiza la implementación y la verificación por software valida el resultado antes de construir el circuito físico.</w:t>
+        <w:t xml:space="preserve">Se concluye que el álgebra de Boole y las compuertas lógicas permiten convertir paso a paso un requerimiento escrito, como las condiciones de apertura de una puerta, en un circuito digital que funciona y usa el menor número de componentes. Partir de la tabla de verdad garantiza que el diseño cumpla las especificaciones, la simplificación reduce el circuito y la comprobación con software valida el resultado antes de armar el circuito físico.</w:t>
       </w:r>
     </w:p>
     <w:p>

--- a/tarea-4-compuertas-logicas/Tarea4_Circuitos_con_compuertas_logicas.docx
+++ b/tarea-4-compuertas-logicas/Tarea4_Circuitos_con_compuertas_logicas.docx
@@ -252,7 +252,7 @@
           <w:sz w:val="24"/>
           <w:szCs w:val="24"/>
         </w:rPr>
-        <w:t xml:space="preserve">La Tabla 1 resume las compuertas lógicas básicas. Para cada una se indica su símbolo normalizado (norma ANSI/IEEE), su expresión booleana, la interpretación de su funcionamiento y un ejemplo sencillo de implementación en la vida cotidiana (Floyd, 2016; Tocci et al., 2017).</w:t>
+        <w:t xml:space="preserve">La Tabla 1 resume las compuertas lógicas básicas. Para cada una se indica su símbolo normalizado (norma ANSI/IEEE), su expresión booleana, la interpretación de su funcionamiento y un ejemplo sencillo de implementación en la vida cotidiana.</w:t>
       </w:r>
     </w:p>
     <w:p>
@@ -3142,7 +3142,7 @@
           <w:sz w:val="24"/>
           <w:szCs w:val="24"/>
         </w:rPr>
-        <w:t xml:space="preserve">La expresión entre paréntesis es exactamente la definición de la compuerta XNOR (equivalencia): vale 1 cuando A y B son iguales (Mano &amp; Ciletti, 2018). Por lo tanto, la función mínima queda:</w:t>
+        <w:t xml:space="preserve">La expresión entre paréntesis es exactamente la definición de la compuerta XNOR (equivalencia): vale 1 cuando A y B son iguales. Por lo tanto, la función mínima queda:</w:t>
       </w:r>
     </w:p>
     <w:p>
@@ -3837,7 +3837,7 @@
           <w:sz w:val="24"/>
           <w:szCs w:val="24"/>
         </w:rPr>
-        <w:t xml:space="preserve">Para verificar el diseño se escribió un script en MATLAB que evalúa las ocho combinaciones de entrada tanto con la función canónica como con la simplificada, mediante los operadores lógicos del lenguaje (The MathWorks, 2024), imprime la tabla de verdad resultante y comprueba con </w:t>
+        <w:t xml:space="preserve">Para verificar el diseño se escribió un script en MATLAB que evalúa las ocho combinaciones de entrada tanto con la función canónica como con la simplificada, imprime la tabla de verdad resultante y comprueba con </w:t>
       </w:r>
       <w:r>
         <w:rPr>

--- a/tarea-4-compuertas-logicas/Tarea4_Circuitos_con_compuertas_logicas.docx
+++ b/tarea-4-compuertas-logicas/Tarea4_Circuitos_con_compuertas_logicas.docx
@@ -181,7 +181,7 @@
       <w:pPr>
         <w:pStyle w:val="Heading1"/>
         <w:keepNext/>
-        <w:spacing w:after="120" w:before="240"/>
+        <w:spacing w:after="120" w:before="180"/>
       </w:pPr>
       <w:r>
         <w:rPr>
@@ -227,7 +227,7 @@
       <w:pPr>
         <w:pStyle w:val="Heading1"/>
         <w:keepNext/>
-        <w:spacing w:after="120" w:before="240"/>
+        <w:spacing w:after="120" w:before="180"/>
       </w:pPr>
       <w:r>
         <w:rPr>
@@ -570,7 +570,7 @@
                 <w:sz w:val="20"/>
                 <w:szCs w:val="20"/>
               </w:rPr>
-              <w:t xml:space="preserve">S = A′</w:t>
+              <w:t xml:space="preserve">X = A′</w:t>
             </w:r>
           </w:p>
         </w:tc>
@@ -739,7 +739,7 @@
                 <w:sz w:val="20"/>
                 <w:szCs w:val="20"/>
               </w:rPr>
-              <w:t xml:space="preserve">S = A · B</w:t>
+              <w:t xml:space="preserve">X = A · B</w:t>
             </w:r>
           </w:p>
         </w:tc>
@@ -908,7 +908,7 @@
                 <w:sz w:val="20"/>
                 <w:szCs w:val="20"/>
               </w:rPr>
-              <w:t xml:space="preserve">S = A + B</w:t>
+              <w:t xml:space="preserve">X = A + B</w:t>
             </w:r>
           </w:p>
         </w:tc>
@@ -1077,7 +1077,7 @@
                 <w:sz w:val="20"/>
                 <w:szCs w:val="20"/>
               </w:rPr>
-              <w:t xml:space="preserve">S = (A · B)′</w:t>
+              <w:t xml:space="preserve">X = (A · B)′</w:t>
             </w:r>
           </w:p>
         </w:tc>
@@ -1246,7 +1246,7 @@
                 <w:sz w:val="20"/>
                 <w:szCs w:val="20"/>
               </w:rPr>
-              <w:t xml:space="preserve">S = (A + B)′</w:t>
+              <w:t xml:space="preserve">X = (A + B)′</w:t>
             </w:r>
           </w:p>
         </w:tc>
@@ -1415,7 +1415,7 @@
                 <w:sz w:val="20"/>
                 <w:szCs w:val="20"/>
               </w:rPr>
-              <w:t xml:space="preserve">S = A ⊕ B</w:t>
+              <w:t xml:space="preserve">X = A ⊕ B</w:t>
             </w:r>
           </w:p>
         </w:tc>
@@ -1584,7 +1584,7 @@
                 <w:sz w:val="20"/>
                 <w:szCs w:val="20"/>
               </w:rPr>
-              <w:t xml:space="preserve">S = (A ⊕ B)′ = A ⊙ B</w:t>
+              <w:t xml:space="preserve">X = (A ⊕ B)′ = A ⊙ B</w:t>
             </w:r>
           </w:p>
         </w:tc>
@@ -1646,7 +1646,7 @@
       <w:pPr>
         <w:pStyle w:val="Heading1"/>
         <w:keepNext/>
-        <w:spacing w:after="120" w:before="240"/>
+        <w:spacing w:after="120" w:before="180"/>
       </w:pPr>
       <w:r>
         <w:rPr>
@@ -1671,7 +1671,7 @@
           <w:sz w:val="24"/>
           <w:szCs w:val="24"/>
         </w:rPr>
-        <w:t xml:space="preserve">En una granja se requiere una puerta electrónica que solo pueda abrirse cuando se pulse una determinada combinación de tres botones. Se definen las variables de entrada A, B y C, donde el valor 1 representa botón pulsado y el valor 0 botón en reposo. La salida S representa el estado de la puerta: S = 1 indica que la puerta se abre y S = 0 que permanece cerrada.</w:t>
+        <w:t xml:space="preserve">En una granja se requiere una puerta electrónica que solo pueda abrirse cuando se pulse una determinada combinación de tres botones. Se definen las variables de entrada A, B y C, donde el valor 1 representa botón pulsado y el valor 0 botón en reposo. La salida X representa el estado de la puerta: X = 1 indica que la puerta se abre y X = 0 que permanece cerrada.</w:t>
       </w:r>
     </w:p>
     <w:p>
@@ -1699,7 +1699,7 @@
           <w:sz w:val="24"/>
           <w:szCs w:val="24"/>
         </w:rPr>
-        <w:t xml:space="preserve">Con base en el análisis combinatorio del módulo anterior, la Tabla 2 muestra la tabla de verdad completa del sistema con las 2³ = 8 combinaciones de entrada.</w:t>
+        <w:t xml:space="preserve">Con base en el análisis combinatorio del módulo anterior, la Tabla 2 muestra la tabla de verdad completa del sistema con las 2³ = 8 combinaciones de entrada. Además de A, B y C, la tabla incluye las columnas necesarias para evaluar la función de las condiciones de apertura: las negaciones A′ y B′, el término A′·B′·C de la condición 1 y el término A·B·C de la condición 2. La salida X es la suma lógica (OR) de los dos términos.</w:t>
       </w:r>
     </w:p>
     <w:p>
@@ -1716,12 +1716,12 @@
           <w:sz w:val="20"/>
           <w:szCs w:val="20"/>
         </w:rPr>
-        <w:t xml:space="preserve">Tabla 2. Tabla de verdad de la puerta electrónica de la granja.</w:t>
+        <w:t xml:space="preserve">Tabla 2. Tabla de verdad de la puerta electrónica con los términos de las condiciones de apertura.</w:t>
       </w:r>
     </w:p>
     <w:tbl>
       <w:tblPr>
-        <w:tblW w:type="dxa" w:w="6700"/>
+        <w:tblW w:type="dxa" w:w="6900"/>
         <w:jc w:val="center"/>
         <w:tblBorders>
           <w:top w:val="single" w:color="auto" w:sz="4"/>
@@ -1733,11 +1733,14 @@
         </w:tblBorders>
       </w:tblPr>
       <w:tblGrid>
+        <w:gridCol w:w="650"/>
+        <w:gridCol w:w="650"/>
+        <w:gridCol w:w="650"/>
         <w:gridCol w:w="700"/>
         <w:gridCol w:w="700"/>
-        <w:gridCol w:w="700"/>
-        <w:gridCol w:w="700"/>
-        <w:gridCol w:w="3900"/>
+        <w:gridCol w:w="1500"/>
+        <w:gridCol w:w="1300"/>
+        <w:gridCol w:w="750"/>
       </w:tblGrid>
       <w:tr>
         <w:trPr>
@@ -1746,6 +1749,93 @@
         </w:trPr>
         <w:tc>
           <w:tcPr>
+            <w:tcW w:type="dxa" w:w="650"/>
+            <w:shd w:fill="D9D9D9" w:val="clear"/>
+            <w:tcMar>
+              <w:top w:type="dxa" w:w="40"/>
+              <w:left w:type="dxa" w:w="80"/>
+              <w:bottom w:type="dxa" w:w="40"/>
+              <w:right w:type="dxa" w:w="80"/>
+            </w:tcMar>
+            <w:vAlign w:val="center"/>
+          </w:tcPr>
+          <w:p>
+            <w:pPr>
+              <w:spacing w:after="30" w:before="30" w:line="240" w:lineRule="auto"/>
+              <w:jc w:val="center"/>
+            </w:pPr>
+            <w:r>
+              <w:rPr>
+                <w:rFonts w:ascii="Arial" w:cs="Arial" w:eastAsia="Arial" w:hAnsi="Arial"/>
+                <w:b/>
+                <w:bCs/>
+                <w:sz w:val="20"/>
+                <w:szCs w:val="20"/>
+              </w:rPr>
+              <w:t xml:space="preserve">A</w:t>
+            </w:r>
+          </w:p>
+        </w:tc>
+        <w:tc>
+          <w:tcPr>
+            <w:tcW w:type="dxa" w:w="650"/>
+            <w:shd w:fill="D9D9D9" w:val="clear"/>
+            <w:tcMar>
+              <w:top w:type="dxa" w:w="40"/>
+              <w:left w:type="dxa" w:w="80"/>
+              <w:bottom w:type="dxa" w:w="40"/>
+              <w:right w:type="dxa" w:w="80"/>
+            </w:tcMar>
+            <w:vAlign w:val="center"/>
+          </w:tcPr>
+          <w:p>
+            <w:pPr>
+              <w:spacing w:after="30" w:before="30" w:line="240" w:lineRule="auto"/>
+              <w:jc w:val="center"/>
+            </w:pPr>
+            <w:r>
+              <w:rPr>
+                <w:rFonts w:ascii="Arial" w:cs="Arial" w:eastAsia="Arial" w:hAnsi="Arial"/>
+                <w:b/>
+                <w:bCs/>
+                <w:sz w:val="20"/>
+                <w:szCs w:val="20"/>
+              </w:rPr>
+              <w:t xml:space="preserve">B</w:t>
+            </w:r>
+          </w:p>
+        </w:tc>
+        <w:tc>
+          <w:tcPr>
+            <w:tcW w:type="dxa" w:w="650"/>
+            <w:shd w:fill="D9D9D9" w:val="clear"/>
+            <w:tcMar>
+              <w:top w:type="dxa" w:w="40"/>
+              <w:left w:type="dxa" w:w="80"/>
+              <w:bottom w:type="dxa" w:w="40"/>
+              <w:right w:type="dxa" w:w="80"/>
+            </w:tcMar>
+            <w:vAlign w:val="center"/>
+          </w:tcPr>
+          <w:p>
+            <w:pPr>
+              <w:spacing w:after="30" w:before="30" w:line="240" w:lineRule="auto"/>
+              <w:jc w:val="center"/>
+            </w:pPr>
+            <w:r>
+              <w:rPr>
+                <w:rFonts w:ascii="Arial" w:cs="Arial" w:eastAsia="Arial" w:hAnsi="Arial"/>
+                <w:b/>
+                <w:bCs/>
+                <w:sz w:val="20"/>
+                <w:szCs w:val="20"/>
+              </w:rPr>
+              <w:t xml:space="preserve">C</w:t>
+            </w:r>
+          </w:p>
+        </w:tc>
+        <w:tc>
+          <w:tcPr>
             <w:tcW w:type="dxa" w:w="700"/>
             <w:shd w:fill="D9D9D9" w:val="clear"/>
             <w:tcMar>
@@ -1769,7 +1859,7 @@
                 <w:sz w:val="20"/>
                 <w:szCs w:val="20"/>
               </w:rPr>
-              <w:t xml:space="preserve">A</w:t>
+              <w:t xml:space="preserve">A′</w:t>
             </w:r>
           </w:p>
         </w:tc>
@@ -1798,13 +1888,13 @@
                 <w:sz w:val="20"/>
                 <w:szCs w:val="20"/>
               </w:rPr>
-              <w:t xml:space="preserve">B</w:t>
-            </w:r>
-          </w:p>
-        </w:tc>
-        <w:tc>
-          <w:tcPr>
-            <w:tcW w:type="dxa" w:w="700"/>
+              <w:t xml:space="preserve">B′</w:t>
+            </w:r>
+          </w:p>
+        </w:tc>
+        <w:tc>
+          <w:tcPr>
+            <w:tcW w:type="dxa" w:w="1500"/>
             <w:shd w:fill="D9D9D9" w:val="clear"/>
             <w:tcMar>
               <w:top w:type="dxa" w:w="40"/>
@@ -1827,13 +1917,13 @@
                 <w:sz w:val="20"/>
                 <w:szCs w:val="20"/>
               </w:rPr>
-              <w:t xml:space="preserve">C</w:t>
-            </w:r>
-          </w:p>
-        </w:tc>
-        <w:tc>
-          <w:tcPr>
-            <w:tcW w:type="dxa" w:w="700"/>
+              <w:t xml:space="preserve">A′·B′·C</w:t>
+            </w:r>
+          </w:p>
+        </w:tc>
+        <w:tc>
+          <w:tcPr>
+            <w:tcW w:type="dxa" w:w="1300"/>
             <w:shd w:fill="D9D9D9" w:val="clear"/>
             <w:tcMar>
               <w:top w:type="dxa" w:w="40"/>
@@ -1856,13 +1946,13 @@
                 <w:sz w:val="20"/>
                 <w:szCs w:val="20"/>
               </w:rPr>
-              <w:t xml:space="preserve">S</w:t>
-            </w:r>
-          </w:p>
-        </w:tc>
-        <w:tc>
-          <w:tcPr>
-            <w:tcW w:type="dxa" w:w="3900"/>
+              <w:t xml:space="preserve">A·B·C</w:t>
+            </w:r>
+          </w:p>
+        </w:tc>
+        <w:tc>
+          <w:tcPr>
+            <w:tcW w:type="dxa" w:w="750"/>
             <w:shd w:fill="D9D9D9" w:val="clear"/>
             <w:tcMar>
               <w:top w:type="dxa" w:w="40"/>
@@ -1885,7 +1975,7 @@
                 <w:sz w:val="20"/>
                 <w:szCs w:val="20"/>
               </w:rPr>
-              <w:t xml:space="preserve">Interpretación</w:t>
+              <w:t xml:space="preserve">X</w:t>
             </w:r>
           </w:p>
         </w:tc>
@@ -1896,6 +1986,90 @@
         </w:trPr>
         <w:tc>
           <w:tcPr>
+            <w:tcW w:type="dxa" w:w="650"/>
+            <w:tcMar>
+              <w:top w:type="dxa" w:w="40"/>
+              <w:left w:type="dxa" w:w="80"/>
+              <w:bottom w:type="dxa" w:w="40"/>
+              <w:right w:type="dxa" w:w="80"/>
+            </w:tcMar>
+            <w:vAlign w:val="center"/>
+          </w:tcPr>
+          <w:p>
+            <w:pPr>
+              <w:spacing w:after="30" w:before="30" w:line="240" w:lineRule="auto"/>
+              <w:jc w:val="center"/>
+            </w:pPr>
+            <w:r>
+              <w:rPr>
+                <w:rFonts w:ascii="Arial" w:cs="Arial" w:eastAsia="Arial" w:hAnsi="Arial"/>
+                <w:b w:val="false"/>
+                <w:bCs w:val="false"/>
+                <w:sz w:val="20"/>
+                <w:szCs w:val="20"/>
+              </w:rPr>
+              <w:t xml:space="preserve">0</w:t>
+            </w:r>
+          </w:p>
+        </w:tc>
+        <w:tc>
+          <w:tcPr>
+            <w:tcW w:type="dxa" w:w="650"/>
+            <w:tcMar>
+              <w:top w:type="dxa" w:w="40"/>
+              <w:left w:type="dxa" w:w="80"/>
+              <w:bottom w:type="dxa" w:w="40"/>
+              <w:right w:type="dxa" w:w="80"/>
+            </w:tcMar>
+            <w:vAlign w:val="center"/>
+          </w:tcPr>
+          <w:p>
+            <w:pPr>
+              <w:spacing w:after="30" w:before="30" w:line="240" w:lineRule="auto"/>
+              <w:jc w:val="center"/>
+            </w:pPr>
+            <w:r>
+              <w:rPr>
+                <w:rFonts w:ascii="Arial" w:cs="Arial" w:eastAsia="Arial" w:hAnsi="Arial"/>
+                <w:b w:val="false"/>
+                <w:bCs w:val="false"/>
+                <w:sz w:val="20"/>
+                <w:szCs w:val="20"/>
+              </w:rPr>
+              <w:t xml:space="preserve">0</w:t>
+            </w:r>
+          </w:p>
+        </w:tc>
+        <w:tc>
+          <w:tcPr>
+            <w:tcW w:type="dxa" w:w="650"/>
+            <w:tcMar>
+              <w:top w:type="dxa" w:w="40"/>
+              <w:left w:type="dxa" w:w="80"/>
+              <w:bottom w:type="dxa" w:w="40"/>
+              <w:right w:type="dxa" w:w="80"/>
+            </w:tcMar>
+            <w:vAlign w:val="center"/>
+          </w:tcPr>
+          <w:p>
+            <w:pPr>
+              <w:spacing w:after="30" w:before="30" w:line="240" w:lineRule="auto"/>
+              <w:jc w:val="center"/>
+            </w:pPr>
+            <w:r>
+              <w:rPr>
+                <w:rFonts w:ascii="Arial" w:cs="Arial" w:eastAsia="Arial" w:hAnsi="Arial"/>
+                <w:b w:val="false"/>
+                <w:bCs w:val="false"/>
+                <w:sz w:val="20"/>
+                <w:szCs w:val="20"/>
+              </w:rPr>
+              <w:t xml:space="preserve">0</w:t>
+            </w:r>
+          </w:p>
+        </w:tc>
+        <w:tc>
+          <w:tcPr>
             <w:tcW w:type="dxa" w:w="700"/>
             <w:tcMar>
               <w:top w:type="dxa" w:w="40"/>
@@ -1918,13 +2092,69 @@
                 <w:sz w:val="20"/>
                 <w:szCs w:val="20"/>
               </w:rPr>
+              <w:t xml:space="preserve">1</w:t>
+            </w:r>
+          </w:p>
+        </w:tc>
+        <w:tc>
+          <w:tcPr>
+            <w:tcW w:type="dxa" w:w="700"/>
+            <w:tcMar>
+              <w:top w:type="dxa" w:w="40"/>
+              <w:left w:type="dxa" w:w="80"/>
+              <w:bottom w:type="dxa" w:w="40"/>
+              <w:right w:type="dxa" w:w="80"/>
+            </w:tcMar>
+            <w:vAlign w:val="center"/>
+          </w:tcPr>
+          <w:p>
+            <w:pPr>
+              <w:spacing w:after="30" w:before="30" w:line="240" w:lineRule="auto"/>
+              <w:jc w:val="center"/>
+            </w:pPr>
+            <w:r>
+              <w:rPr>
+                <w:rFonts w:ascii="Arial" w:cs="Arial" w:eastAsia="Arial" w:hAnsi="Arial"/>
+                <w:b w:val="false"/>
+                <w:bCs w:val="false"/>
+                <w:sz w:val="20"/>
+                <w:szCs w:val="20"/>
+              </w:rPr>
+              <w:t xml:space="preserve">1</w:t>
+            </w:r>
+          </w:p>
+        </w:tc>
+        <w:tc>
+          <w:tcPr>
+            <w:tcW w:type="dxa" w:w="1500"/>
+            <w:tcMar>
+              <w:top w:type="dxa" w:w="40"/>
+              <w:left w:type="dxa" w:w="80"/>
+              <w:bottom w:type="dxa" w:w="40"/>
+              <w:right w:type="dxa" w:w="80"/>
+            </w:tcMar>
+            <w:vAlign w:val="center"/>
+          </w:tcPr>
+          <w:p>
+            <w:pPr>
+              <w:spacing w:after="30" w:before="30" w:line="240" w:lineRule="auto"/>
+              <w:jc w:val="center"/>
+            </w:pPr>
+            <w:r>
+              <w:rPr>
+                <w:rFonts w:ascii="Arial" w:cs="Arial" w:eastAsia="Arial" w:hAnsi="Arial"/>
+                <w:b w:val="false"/>
+                <w:bCs w:val="false"/>
+                <w:sz w:val="20"/>
+                <w:szCs w:val="20"/>
+              </w:rPr>
               <w:t xml:space="preserve">0</w:t>
             </w:r>
           </w:p>
         </w:tc>
         <w:tc>
           <w:tcPr>
-            <w:tcW w:type="dxa" w:w="700"/>
+            <w:tcW w:type="dxa" w:w="1300"/>
             <w:tcMar>
               <w:top w:type="dxa" w:w="40"/>
               <w:left w:type="dxa" w:w="80"/>
@@ -1952,7 +2182,7 @@
         </w:tc>
         <w:tc>
           <w:tcPr>
-            <w:tcW w:type="dxa" w:w="700"/>
+            <w:tcW w:type="dxa" w:w="750"/>
             <w:tcMar>
               <w:top w:type="dxa" w:w="40"/>
               <w:left w:type="dxa" w:w="80"/>
@@ -1975,62 +2205,6 @@
                 <w:szCs w:val="20"/>
               </w:rPr>
               <w:t xml:space="preserve">0</w:t>
-            </w:r>
-          </w:p>
-        </w:tc>
-        <w:tc>
-          <w:tcPr>
-            <w:tcW w:type="dxa" w:w="700"/>
-            <w:tcMar>
-              <w:top w:type="dxa" w:w="40"/>
-              <w:left w:type="dxa" w:w="80"/>
-              <w:bottom w:type="dxa" w:w="40"/>
-              <w:right w:type="dxa" w:w="80"/>
-            </w:tcMar>
-            <w:vAlign w:val="center"/>
-          </w:tcPr>
-          <w:p>
-            <w:pPr>
-              <w:spacing w:after="30" w:before="30" w:line="240" w:lineRule="auto"/>
-              <w:jc w:val="center"/>
-            </w:pPr>
-            <w:r>
-              <w:rPr>
-                <w:rFonts w:ascii="Arial" w:cs="Arial" w:eastAsia="Arial" w:hAnsi="Arial"/>
-                <w:b w:val="false"/>
-                <w:bCs w:val="false"/>
-                <w:sz w:val="20"/>
-                <w:szCs w:val="20"/>
-              </w:rPr>
-              <w:t xml:space="preserve">0</w:t>
-            </w:r>
-          </w:p>
-        </w:tc>
-        <w:tc>
-          <w:tcPr>
-            <w:tcW w:type="dxa" w:w="3900"/>
-            <w:tcMar>
-              <w:top w:type="dxa" w:w="40"/>
-              <w:left w:type="dxa" w:w="80"/>
-              <w:bottom w:type="dxa" w:w="40"/>
-              <w:right w:type="dxa" w:w="80"/>
-            </w:tcMar>
-            <w:vAlign w:val="center"/>
-          </w:tcPr>
-          <w:p>
-            <w:pPr>
-              <w:spacing w:after="30" w:before="30" w:line="240" w:lineRule="auto"/>
-              <w:jc w:val="left"/>
-            </w:pPr>
-            <w:r>
-              <w:rPr>
-                <w:rFonts w:ascii="Arial" w:cs="Arial" w:eastAsia="Arial" w:hAnsi="Arial"/>
-                <w:b w:val="false"/>
-                <w:bCs w:val="false"/>
-                <w:sz w:val="20"/>
-                <w:szCs w:val="20"/>
-              </w:rPr>
-              <w:t xml:space="preserve">La puerta permanece cerrada</w:t>
             </w:r>
           </w:p>
         </w:tc>
@@ -2041,6 +2215,90 @@
         </w:trPr>
         <w:tc>
           <w:tcPr>
+            <w:tcW w:type="dxa" w:w="650"/>
+            <w:tcMar>
+              <w:top w:type="dxa" w:w="40"/>
+              <w:left w:type="dxa" w:w="80"/>
+              <w:bottom w:type="dxa" w:w="40"/>
+              <w:right w:type="dxa" w:w="80"/>
+            </w:tcMar>
+            <w:vAlign w:val="center"/>
+          </w:tcPr>
+          <w:p>
+            <w:pPr>
+              <w:spacing w:after="30" w:before="30" w:line="240" w:lineRule="auto"/>
+              <w:jc w:val="center"/>
+            </w:pPr>
+            <w:r>
+              <w:rPr>
+                <w:rFonts w:ascii="Arial" w:cs="Arial" w:eastAsia="Arial" w:hAnsi="Arial"/>
+                <w:b w:val="false"/>
+                <w:bCs w:val="false"/>
+                <w:sz w:val="20"/>
+                <w:szCs w:val="20"/>
+              </w:rPr>
+              <w:t xml:space="preserve">0</w:t>
+            </w:r>
+          </w:p>
+        </w:tc>
+        <w:tc>
+          <w:tcPr>
+            <w:tcW w:type="dxa" w:w="650"/>
+            <w:tcMar>
+              <w:top w:type="dxa" w:w="40"/>
+              <w:left w:type="dxa" w:w="80"/>
+              <w:bottom w:type="dxa" w:w="40"/>
+              <w:right w:type="dxa" w:w="80"/>
+            </w:tcMar>
+            <w:vAlign w:val="center"/>
+          </w:tcPr>
+          <w:p>
+            <w:pPr>
+              <w:spacing w:after="30" w:before="30" w:line="240" w:lineRule="auto"/>
+              <w:jc w:val="center"/>
+            </w:pPr>
+            <w:r>
+              <w:rPr>
+                <w:rFonts w:ascii="Arial" w:cs="Arial" w:eastAsia="Arial" w:hAnsi="Arial"/>
+                <w:b w:val="false"/>
+                <w:bCs w:val="false"/>
+                <w:sz w:val="20"/>
+                <w:szCs w:val="20"/>
+              </w:rPr>
+              <w:t xml:space="preserve">0</w:t>
+            </w:r>
+          </w:p>
+        </w:tc>
+        <w:tc>
+          <w:tcPr>
+            <w:tcW w:type="dxa" w:w="650"/>
+            <w:tcMar>
+              <w:top w:type="dxa" w:w="40"/>
+              <w:left w:type="dxa" w:w="80"/>
+              <w:bottom w:type="dxa" w:w="40"/>
+              <w:right w:type="dxa" w:w="80"/>
+            </w:tcMar>
+            <w:vAlign w:val="center"/>
+          </w:tcPr>
+          <w:p>
+            <w:pPr>
+              <w:spacing w:after="30" w:before="30" w:line="240" w:lineRule="auto"/>
+              <w:jc w:val="center"/>
+            </w:pPr>
+            <w:r>
+              <w:rPr>
+                <w:rFonts w:ascii="Arial" w:cs="Arial" w:eastAsia="Arial" w:hAnsi="Arial"/>
+                <w:b w:val="false"/>
+                <w:bCs w:val="false"/>
+                <w:sz w:val="20"/>
+                <w:szCs w:val="20"/>
+              </w:rPr>
+              <w:t xml:space="preserve">1</w:t>
+            </w:r>
+          </w:p>
+        </w:tc>
+        <w:tc>
+          <w:tcPr>
             <w:tcW w:type="dxa" w:w="700"/>
             <w:tcMar>
               <w:top w:type="dxa" w:w="40"/>
@@ -2063,69 +2321,98 @@
                 <w:sz w:val="20"/>
                 <w:szCs w:val="20"/>
               </w:rPr>
+              <w:t xml:space="preserve">1</w:t>
+            </w:r>
+          </w:p>
+        </w:tc>
+        <w:tc>
+          <w:tcPr>
+            <w:tcW w:type="dxa" w:w="700"/>
+            <w:tcMar>
+              <w:top w:type="dxa" w:w="40"/>
+              <w:left w:type="dxa" w:w="80"/>
+              <w:bottom w:type="dxa" w:w="40"/>
+              <w:right w:type="dxa" w:w="80"/>
+            </w:tcMar>
+            <w:vAlign w:val="center"/>
+          </w:tcPr>
+          <w:p>
+            <w:pPr>
+              <w:spacing w:after="30" w:before="30" w:line="240" w:lineRule="auto"/>
+              <w:jc w:val="center"/>
+            </w:pPr>
+            <w:r>
+              <w:rPr>
+                <w:rFonts w:ascii="Arial" w:cs="Arial" w:eastAsia="Arial" w:hAnsi="Arial"/>
+                <w:b w:val="false"/>
+                <w:bCs w:val="false"/>
+                <w:sz w:val="20"/>
+                <w:szCs w:val="20"/>
+              </w:rPr>
+              <w:t xml:space="preserve">1</w:t>
+            </w:r>
+          </w:p>
+        </w:tc>
+        <w:tc>
+          <w:tcPr>
+            <w:tcW w:type="dxa" w:w="1500"/>
+            <w:shd w:fill="E2EFDA" w:val="clear"/>
+            <w:tcMar>
+              <w:top w:type="dxa" w:w="40"/>
+              <w:left w:type="dxa" w:w="80"/>
+              <w:bottom w:type="dxa" w:w="40"/>
+              <w:right w:type="dxa" w:w="80"/>
+            </w:tcMar>
+            <w:vAlign w:val="center"/>
+          </w:tcPr>
+          <w:p>
+            <w:pPr>
+              <w:spacing w:after="30" w:before="30" w:line="240" w:lineRule="auto"/>
+              <w:jc w:val="center"/>
+            </w:pPr>
+            <w:r>
+              <w:rPr>
+                <w:rFonts w:ascii="Arial" w:cs="Arial" w:eastAsia="Arial" w:hAnsi="Arial"/>
+                <w:b w:val="false"/>
+                <w:bCs w:val="false"/>
+                <w:sz w:val="20"/>
+                <w:szCs w:val="20"/>
+              </w:rPr>
+              <w:t xml:space="preserve">1</w:t>
+            </w:r>
+          </w:p>
+        </w:tc>
+        <w:tc>
+          <w:tcPr>
+            <w:tcW w:type="dxa" w:w="1300"/>
+            <w:tcMar>
+              <w:top w:type="dxa" w:w="40"/>
+              <w:left w:type="dxa" w:w="80"/>
+              <w:bottom w:type="dxa" w:w="40"/>
+              <w:right w:type="dxa" w:w="80"/>
+            </w:tcMar>
+            <w:vAlign w:val="center"/>
+          </w:tcPr>
+          <w:p>
+            <w:pPr>
+              <w:spacing w:after="30" w:before="30" w:line="240" w:lineRule="auto"/>
+              <w:jc w:val="center"/>
+            </w:pPr>
+            <w:r>
+              <w:rPr>
+                <w:rFonts w:ascii="Arial" w:cs="Arial" w:eastAsia="Arial" w:hAnsi="Arial"/>
+                <w:b w:val="false"/>
+                <w:bCs w:val="false"/>
+                <w:sz w:val="20"/>
+                <w:szCs w:val="20"/>
+              </w:rPr>
               <w:t xml:space="preserve">0</w:t>
             </w:r>
           </w:p>
         </w:tc>
         <w:tc>
           <w:tcPr>
-            <w:tcW w:type="dxa" w:w="700"/>
-            <w:tcMar>
-              <w:top w:type="dxa" w:w="40"/>
-              <w:left w:type="dxa" w:w="80"/>
-              <w:bottom w:type="dxa" w:w="40"/>
-              <w:right w:type="dxa" w:w="80"/>
-            </w:tcMar>
-            <w:vAlign w:val="center"/>
-          </w:tcPr>
-          <w:p>
-            <w:pPr>
-              <w:spacing w:after="30" w:before="30" w:line="240" w:lineRule="auto"/>
-              <w:jc w:val="center"/>
-            </w:pPr>
-            <w:r>
-              <w:rPr>
-                <w:rFonts w:ascii="Arial" w:cs="Arial" w:eastAsia="Arial" w:hAnsi="Arial"/>
-                <w:b w:val="false"/>
-                <w:bCs w:val="false"/>
-                <w:sz w:val="20"/>
-                <w:szCs w:val="20"/>
-              </w:rPr>
-              <w:t xml:space="preserve">0</w:t>
-            </w:r>
-          </w:p>
-        </w:tc>
-        <w:tc>
-          <w:tcPr>
-            <w:tcW w:type="dxa" w:w="700"/>
-            <w:tcMar>
-              <w:top w:type="dxa" w:w="40"/>
-              <w:left w:type="dxa" w:w="80"/>
-              <w:bottom w:type="dxa" w:w="40"/>
-              <w:right w:type="dxa" w:w="80"/>
-            </w:tcMar>
-            <w:vAlign w:val="center"/>
-          </w:tcPr>
-          <w:p>
-            <w:pPr>
-              <w:spacing w:after="30" w:before="30" w:line="240" w:lineRule="auto"/>
-              <w:jc w:val="center"/>
-            </w:pPr>
-            <w:r>
-              <w:rPr>
-                <w:rFonts w:ascii="Arial" w:cs="Arial" w:eastAsia="Arial" w:hAnsi="Arial"/>
-                <w:b w:val="false"/>
-                <w:bCs w:val="false"/>
-                <w:sz w:val="20"/>
-                <w:szCs w:val="20"/>
-              </w:rPr>
-              <w:t xml:space="preserve">1</w:t>
-            </w:r>
-          </w:p>
-        </w:tc>
-        <w:tc>
-          <w:tcPr>
-            <w:tcW w:type="dxa" w:w="700"/>
+            <w:tcW w:type="dxa" w:w="750"/>
             <w:shd w:fill="E2EFDA" w:val="clear"/>
             <w:tcMar>
               <w:top w:type="dxa" w:w="40"/>
@@ -2149,34 +2436,6 @@
                 <w:szCs w:val="20"/>
               </w:rPr>
               <w:t xml:space="preserve">1</w:t>
-            </w:r>
-          </w:p>
-        </w:tc>
-        <w:tc>
-          <w:tcPr>
-            <w:tcW w:type="dxa" w:w="3900"/>
-            <w:tcMar>
-              <w:top w:type="dxa" w:w="40"/>
-              <w:left w:type="dxa" w:w="80"/>
-              <w:bottom w:type="dxa" w:w="40"/>
-              <w:right w:type="dxa" w:w="80"/>
-            </w:tcMar>
-            <w:vAlign w:val="center"/>
-          </w:tcPr>
-          <w:p>
-            <w:pPr>
-              <w:spacing w:after="30" w:before="30" w:line="240" w:lineRule="auto"/>
-              <w:jc w:val="left"/>
-            </w:pPr>
-            <w:r>
-              <w:rPr>
-                <w:rFonts w:ascii="Arial" w:cs="Arial" w:eastAsia="Arial" w:hAnsi="Arial"/>
-                <w:b w:val="false"/>
-                <w:bCs w:val="false"/>
-                <w:sz w:val="20"/>
-                <w:szCs w:val="20"/>
-              </w:rPr>
-              <w:t xml:space="preserve">Condición 1: C pulsado, A y B en reposo</w:t>
             </w:r>
           </w:p>
         </w:tc>
@@ -2187,6 +2446,90 @@
         </w:trPr>
         <w:tc>
           <w:tcPr>
+            <w:tcW w:type="dxa" w:w="650"/>
+            <w:tcMar>
+              <w:top w:type="dxa" w:w="40"/>
+              <w:left w:type="dxa" w:w="80"/>
+              <w:bottom w:type="dxa" w:w="40"/>
+              <w:right w:type="dxa" w:w="80"/>
+            </w:tcMar>
+            <w:vAlign w:val="center"/>
+          </w:tcPr>
+          <w:p>
+            <w:pPr>
+              <w:spacing w:after="30" w:before="30" w:line="240" w:lineRule="auto"/>
+              <w:jc w:val="center"/>
+            </w:pPr>
+            <w:r>
+              <w:rPr>
+                <w:rFonts w:ascii="Arial" w:cs="Arial" w:eastAsia="Arial" w:hAnsi="Arial"/>
+                <w:b w:val="false"/>
+                <w:bCs w:val="false"/>
+                <w:sz w:val="20"/>
+                <w:szCs w:val="20"/>
+              </w:rPr>
+              <w:t xml:space="preserve">0</w:t>
+            </w:r>
+          </w:p>
+        </w:tc>
+        <w:tc>
+          <w:tcPr>
+            <w:tcW w:type="dxa" w:w="650"/>
+            <w:tcMar>
+              <w:top w:type="dxa" w:w="40"/>
+              <w:left w:type="dxa" w:w="80"/>
+              <w:bottom w:type="dxa" w:w="40"/>
+              <w:right w:type="dxa" w:w="80"/>
+            </w:tcMar>
+            <w:vAlign w:val="center"/>
+          </w:tcPr>
+          <w:p>
+            <w:pPr>
+              <w:spacing w:after="30" w:before="30" w:line="240" w:lineRule="auto"/>
+              <w:jc w:val="center"/>
+            </w:pPr>
+            <w:r>
+              <w:rPr>
+                <w:rFonts w:ascii="Arial" w:cs="Arial" w:eastAsia="Arial" w:hAnsi="Arial"/>
+                <w:b w:val="false"/>
+                <w:bCs w:val="false"/>
+                <w:sz w:val="20"/>
+                <w:szCs w:val="20"/>
+              </w:rPr>
+              <w:t xml:space="preserve">1</w:t>
+            </w:r>
+          </w:p>
+        </w:tc>
+        <w:tc>
+          <w:tcPr>
+            <w:tcW w:type="dxa" w:w="650"/>
+            <w:tcMar>
+              <w:top w:type="dxa" w:w="40"/>
+              <w:left w:type="dxa" w:w="80"/>
+              <w:bottom w:type="dxa" w:w="40"/>
+              <w:right w:type="dxa" w:w="80"/>
+            </w:tcMar>
+            <w:vAlign w:val="center"/>
+          </w:tcPr>
+          <w:p>
+            <w:pPr>
+              <w:spacing w:after="30" w:before="30" w:line="240" w:lineRule="auto"/>
+              <w:jc w:val="center"/>
+            </w:pPr>
+            <w:r>
+              <w:rPr>
+                <w:rFonts w:ascii="Arial" w:cs="Arial" w:eastAsia="Arial" w:hAnsi="Arial"/>
+                <w:b w:val="false"/>
+                <w:bCs w:val="false"/>
+                <w:sz w:val="20"/>
+                <w:szCs w:val="20"/>
+              </w:rPr>
+              <w:t xml:space="preserve">0</w:t>
+            </w:r>
+          </w:p>
+        </w:tc>
+        <w:tc>
+          <w:tcPr>
             <w:tcW w:type="dxa" w:w="700"/>
             <w:tcMar>
               <w:top w:type="dxa" w:w="40"/>
@@ -2209,41 +2552,41 @@
                 <w:sz w:val="20"/>
                 <w:szCs w:val="20"/>
               </w:rPr>
+              <w:t xml:space="preserve">1</w:t>
+            </w:r>
+          </w:p>
+        </w:tc>
+        <w:tc>
+          <w:tcPr>
+            <w:tcW w:type="dxa" w:w="700"/>
+            <w:tcMar>
+              <w:top w:type="dxa" w:w="40"/>
+              <w:left w:type="dxa" w:w="80"/>
+              <w:bottom w:type="dxa" w:w="40"/>
+              <w:right w:type="dxa" w:w="80"/>
+            </w:tcMar>
+            <w:vAlign w:val="center"/>
+          </w:tcPr>
+          <w:p>
+            <w:pPr>
+              <w:spacing w:after="30" w:before="30" w:line="240" w:lineRule="auto"/>
+              <w:jc w:val="center"/>
+            </w:pPr>
+            <w:r>
+              <w:rPr>
+                <w:rFonts w:ascii="Arial" w:cs="Arial" w:eastAsia="Arial" w:hAnsi="Arial"/>
+                <w:b w:val="false"/>
+                <w:bCs w:val="false"/>
+                <w:sz w:val="20"/>
+                <w:szCs w:val="20"/>
+              </w:rPr>
               <w:t xml:space="preserve">0</w:t>
             </w:r>
           </w:p>
         </w:tc>
         <w:tc>
           <w:tcPr>
-            <w:tcW w:type="dxa" w:w="700"/>
-            <w:tcMar>
-              <w:top w:type="dxa" w:w="40"/>
-              <w:left w:type="dxa" w:w="80"/>
-              <w:bottom w:type="dxa" w:w="40"/>
-              <w:right w:type="dxa" w:w="80"/>
-            </w:tcMar>
-            <w:vAlign w:val="center"/>
-          </w:tcPr>
-          <w:p>
-            <w:pPr>
-              <w:spacing w:after="30" w:before="30" w:line="240" w:lineRule="auto"/>
-              <w:jc w:val="center"/>
-            </w:pPr>
-            <w:r>
-              <w:rPr>
-                <w:rFonts w:ascii="Arial" w:cs="Arial" w:eastAsia="Arial" w:hAnsi="Arial"/>
-                <w:b w:val="false"/>
-                <w:bCs w:val="false"/>
-                <w:sz w:val="20"/>
-                <w:szCs w:val="20"/>
-              </w:rPr>
-              <w:t xml:space="preserve">1</w:t>
-            </w:r>
-          </w:p>
-        </w:tc>
-        <w:tc>
-          <w:tcPr>
-            <w:tcW w:type="dxa" w:w="700"/>
+            <w:tcW w:type="dxa" w:w="1500"/>
             <w:tcMar>
               <w:top w:type="dxa" w:w="40"/>
               <w:left w:type="dxa" w:w="80"/>
@@ -2271,7 +2614,7 @@
         </w:tc>
         <w:tc>
           <w:tcPr>
-            <w:tcW w:type="dxa" w:w="700"/>
+            <w:tcW w:type="dxa" w:w="1300"/>
             <w:tcMar>
               <w:top w:type="dxa" w:w="40"/>
               <w:left w:type="dxa" w:w="80"/>
@@ -2299,29 +2642,29 @@
         </w:tc>
         <w:tc>
           <w:tcPr>
-            <w:tcW w:type="dxa" w:w="3900"/>
-            <w:tcMar>
-              <w:top w:type="dxa" w:w="40"/>
-              <w:left w:type="dxa" w:w="80"/>
-              <w:bottom w:type="dxa" w:w="40"/>
-              <w:right w:type="dxa" w:w="80"/>
-            </w:tcMar>
-            <w:vAlign w:val="center"/>
-          </w:tcPr>
-          <w:p>
-            <w:pPr>
-              <w:spacing w:after="30" w:before="30" w:line="240" w:lineRule="auto"/>
-              <w:jc w:val="left"/>
-            </w:pPr>
-            <w:r>
-              <w:rPr>
-                <w:rFonts w:ascii="Arial" w:cs="Arial" w:eastAsia="Arial" w:hAnsi="Arial"/>
-                <w:b w:val="false"/>
-                <w:bCs w:val="false"/>
-                <w:sz w:val="20"/>
-                <w:szCs w:val="20"/>
-              </w:rPr>
-              <w:t xml:space="preserve">La puerta permanece cerrada</w:t>
+            <w:tcW w:type="dxa" w:w="750"/>
+            <w:tcMar>
+              <w:top w:type="dxa" w:w="40"/>
+              <w:left w:type="dxa" w:w="80"/>
+              <w:bottom w:type="dxa" w:w="40"/>
+              <w:right w:type="dxa" w:w="80"/>
+            </w:tcMar>
+            <w:vAlign w:val="center"/>
+          </w:tcPr>
+          <w:p>
+            <w:pPr>
+              <w:spacing w:after="30" w:before="30" w:line="240" w:lineRule="auto"/>
+              <w:jc w:val="center"/>
+            </w:pPr>
+            <w:r>
+              <w:rPr>
+                <w:rFonts w:ascii="Arial" w:cs="Arial" w:eastAsia="Arial" w:hAnsi="Arial"/>
+                <w:b w:val="false"/>
+                <w:bCs w:val="false"/>
+                <w:sz w:val="20"/>
+                <w:szCs w:val="20"/>
+              </w:rPr>
+              <w:t xml:space="preserve">0</w:t>
             </w:r>
           </w:p>
         </w:tc>
@@ -2332,6 +2675,90 @@
         </w:trPr>
         <w:tc>
           <w:tcPr>
+            <w:tcW w:type="dxa" w:w="650"/>
+            <w:tcMar>
+              <w:top w:type="dxa" w:w="40"/>
+              <w:left w:type="dxa" w:w="80"/>
+              <w:bottom w:type="dxa" w:w="40"/>
+              <w:right w:type="dxa" w:w="80"/>
+            </w:tcMar>
+            <w:vAlign w:val="center"/>
+          </w:tcPr>
+          <w:p>
+            <w:pPr>
+              <w:spacing w:after="30" w:before="30" w:line="240" w:lineRule="auto"/>
+              <w:jc w:val="center"/>
+            </w:pPr>
+            <w:r>
+              <w:rPr>
+                <w:rFonts w:ascii="Arial" w:cs="Arial" w:eastAsia="Arial" w:hAnsi="Arial"/>
+                <w:b w:val="false"/>
+                <w:bCs w:val="false"/>
+                <w:sz w:val="20"/>
+                <w:szCs w:val="20"/>
+              </w:rPr>
+              <w:t xml:space="preserve">0</w:t>
+            </w:r>
+          </w:p>
+        </w:tc>
+        <w:tc>
+          <w:tcPr>
+            <w:tcW w:type="dxa" w:w="650"/>
+            <w:tcMar>
+              <w:top w:type="dxa" w:w="40"/>
+              <w:left w:type="dxa" w:w="80"/>
+              <w:bottom w:type="dxa" w:w="40"/>
+              <w:right w:type="dxa" w:w="80"/>
+            </w:tcMar>
+            <w:vAlign w:val="center"/>
+          </w:tcPr>
+          <w:p>
+            <w:pPr>
+              <w:spacing w:after="30" w:before="30" w:line="240" w:lineRule="auto"/>
+              <w:jc w:val="center"/>
+            </w:pPr>
+            <w:r>
+              <w:rPr>
+                <w:rFonts w:ascii="Arial" w:cs="Arial" w:eastAsia="Arial" w:hAnsi="Arial"/>
+                <w:b w:val="false"/>
+                <w:bCs w:val="false"/>
+                <w:sz w:val="20"/>
+                <w:szCs w:val="20"/>
+              </w:rPr>
+              <w:t xml:space="preserve">1</w:t>
+            </w:r>
+          </w:p>
+        </w:tc>
+        <w:tc>
+          <w:tcPr>
+            <w:tcW w:type="dxa" w:w="650"/>
+            <w:tcMar>
+              <w:top w:type="dxa" w:w="40"/>
+              <w:left w:type="dxa" w:w="80"/>
+              <w:bottom w:type="dxa" w:w="40"/>
+              <w:right w:type="dxa" w:w="80"/>
+            </w:tcMar>
+            <w:vAlign w:val="center"/>
+          </w:tcPr>
+          <w:p>
+            <w:pPr>
+              <w:spacing w:after="30" w:before="30" w:line="240" w:lineRule="auto"/>
+              <w:jc w:val="center"/>
+            </w:pPr>
+            <w:r>
+              <w:rPr>
+                <w:rFonts w:ascii="Arial" w:cs="Arial" w:eastAsia="Arial" w:hAnsi="Arial"/>
+                <w:b w:val="false"/>
+                <w:bCs w:val="false"/>
+                <w:sz w:val="20"/>
+                <w:szCs w:val="20"/>
+              </w:rPr>
+              <w:t xml:space="preserve">1</w:t>
+            </w:r>
+          </w:p>
+        </w:tc>
+        <w:tc>
+          <w:tcPr>
             <w:tcW w:type="dxa" w:w="700"/>
             <w:tcMar>
               <w:top w:type="dxa" w:w="40"/>
@@ -2354,69 +2781,41 @@
                 <w:sz w:val="20"/>
                 <w:szCs w:val="20"/>
               </w:rPr>
+              <w:t xml:space="preserve">1</w:t>
+            </w:r>
+          </w:p>
+        </w:tc>
+        <w:tc>
+          <w:tcPr>
+            <w:tcW w:type="dxa" w:w="700"/>
+            <w:tcMar>
+              <w:top w:type="dxa" w:w="40"/>
+              <w:left w:type="dxa" w:w="80"/>
+              <w:bottom w:type="dxa" w:w="40"/>
+              <w:right w:type="dxa" w:w="80"/>
+            </w:tcMar>
+            <w:vAlign w:val="center"/>
+          </w:tcPr>
+          <w:p>
+            <w:pPr>
+              <w:spacing w:after="30" w:before="30" w:line="240" w:lineRule="auto"/>
+              <w:jc w:val="center"/>
+            </w:pPr>
+            <w:r>
+              <w:rPr>
+                <w:rFonts w:ascii="Arial" w:cs="Arial" w:eastAsia="Arial" w:hAnsi="Arial"/>
+                <w:b w:val="false"/>
+                <w:bCs w:val="false"/>
+                <w:sz w:val="20"/>
+                <w:szCs w:val="20"/>
+              </w:rPr>
               <w:t xml:space="preserve">0</w:t>
             </w:r>
           </w:p>
         </w:tc>
         <w:tc>
           <w:tcPr>
-            <w:tcW w:type="dxa" w:w="700"/>
-            <w:tcMar>
-              <w:top w:type="dxa" w:w="40"/>
-              <w:left w:type="dxa" w:w="80"/>
-              <w:bottom w:type="dxa" w:w="40"/>
-              <w:right w:type="dxa" w:w="80"/>
-            </w:tcMar>
-            <w:vAlign w:val="center"/>
-          </w:tcPr>
-          <w:p>
-            <w:pPr>
-              <w:spacing w:after="30" w:before="30" w:line="240" w:lineRule="auto"/>
-              <w:jc w:val="center"/>
-            </w:pPr>
-            <w:r>
-              <w:rPr>
-                <w:rFonts w:ascii="Arial" w:cs="Arial" w:eastAsia="Arial" w:hAnsi="Arial"/>
-                <w:b w:val="false"/>
-                <w:bCs w:val="false"/>
-                <w:sz w:val="20"/>
-                <w:szCs w:val="20"/>
-              </w:rPr>
-              <w:t xml:space="preserve">1</w:t>
-            </w:r>
-          </w:p>
-        </w:tc>
-        <w:tc>
-          <w:tcPr>
-            <w:tcW w:type="dxa" w:w="700"/>
-            <w:tcMar>
-              <w:top w:type="dxa" w:w="40"/>
-              <w:left w:type="dxa" w:w="80"/>
-              <w:bottom w:type="dxa" w:w="40"/>
-              <w:right w:type="dxa" w:w="80"/>
-            </w:tcMar>
-            <w:vAlign w:val="center"/>
-          </w:tcPr>
-          <w:p>
-            <w:pPr>
-              <w:spacing w:after="30" w:before="30" w:line="240" w:lineRule="auto"/>
-              <w:jc w:val="center"/>
-            </w:pPr>
-            <w:r>
-              <w:rPr>
-                <w:rFonts w:ascii="Arial" w:cs="Arial" w:eastAsia="Arial" w:hAnsi="Arial"/>
-                <w:b w:val="false"/>
-                <w:bCs w:val="false"/>
-                <w:sz w:val="20"/>
-                <w:szCs w:val="20"/>
-              </w:rPr>
-              <w:t xml:space="preserve">1</w:t>
-            </w:r>
-          </w:p>
-        </w:tc>
-        <w:tc>
-          <w:tcPr>
-            <w:tcW w:type="dxa" w:w="700"/>
+            <w:tcW w:type="dxa" w:w="1500"/>
             <w:tcMar>
               <w:top w:type="dxa" w:w="40"/>
               <w:left w:type="dxa" w:w="80"/>
@@ -2444,29 +2843,57 @@
         </w:tc>
         <w:tc>
           <w:tcPr>
-            <w:tcW w:type="dxa" w:w="3900"/>
-            <w:tcMar>
-              <w:top w:type="dxa" w:w="40"/>
-              <w:left w:type="dxa" w:w="80"/>
-              <w:bottom w:type="dxa" w:w="40"/>
-              <w:right w:type="dxa" w:w="80"/>
-            </w:tcMar>
-            <w:vAlign w:val="center"/>
-          </w:tcPr>
-          <w:p>
-            <w:pPr>
-              <w:spacing w:after="30" w:before="30" w:line="240" w:lineRule="auto"/>
-              <w:jc w:val="left"/>
-            </w:pPr>
-            <w:r>
-              <w:rPr>
-                <w:rFonts w:ascii="Arial" w:cs="Arial" w:eastAsia="Arial" w:hAnsi="Arial"/>
-                <w:b w:val="false"/>
-                <w:bCs w:val="false"/>
-                <w:sz w:val="20"/>
-                <w:szCs w:val="20"/>
-              </w:rPr>
-              <w:t xml:space="preserve">La puerta permanece cerrada</w:t>
+            <w:tcW w:type="dxa" w:w="1300"/>
+            <w:tcMar>
+              <w:top w:type="dxa" w:w="40"/>
+              <w:left w:type="dxa" w:w="80"/>
+              <w:bottom w:type="dxa" w:w="40"/>
+              <w:right w:type="dxa" w:w="80"/>
+            </w:tcMar>
+            <w:vAlign w:val="center"/>
+          </w:tcPr>
+          <w:p>
+            <w:pPr>
+              <w:spacing w:after="30" w:before="30" w:line="240" w:lineRule="auto"/>
+              <w:jc w:val="center"/>
+            </w:pPr>
+            <w:r>
+              <w:rPr>
+                <w:rFonts w:ascii="Arial" w:cs="Arial" w:eastAsia="Arial" w:hAnsi="Arial"/>
+                <w:b w:val="false"/>
+                <w:bCs w:val="false"/>
+                <w:sz w:val="20"/>
+                <w:szCs w:val="20"/>
+              </w:rPr>
+              <w:t xml:space="preserve">0</w:t>
+            </w:r>
+          </w:p>
+        </w:tc>
+        <w:tc>
+          <w:tcPr>
+            <w:tcW w:type="dxa" w:w="750"/>
+            <w:tcMar>
+              <w:top w:type="dxa" w:w="40"/>
+              <w:left w:type="dxa" w:w="80"/>
+              <w:bottom w:type="dxa" w:w="40"/>
+              <w:right w:type="dxa" w:w="80"/>
+            </w:tcMar>
+            <w:vAlign w:val="center"/>
+          </w:tcPr>
+          <w:p>
+            <w:pPr>
+              <w:spacing w:after="30" w:before="30" w:line="240" w:lineRule="auto"/>
+              <w:jc w:val="center"/>
+            </w:pPr>
+            <w:r>
+              <w:rPr>
+                <w:rFonts w:ascii="Arial" w:cs="Arial" w:eastAsia="Arial" w:hAnsi="Arial"/>
+                <w:b w:val="false"/>
+                <w:bCs w:val="false"/>
+                <w:sz w:val="20"/>
+                <w:szCs w:val="20"/>
+              </w:rPr>
+              <w:t xml:space="preserve">0</w:t>
             </w:r>
           </w:p>
         </w:tc>
@@ -2477,6 +2904,90 @@
         </w:trPr>
         <w:tc>
           <w:tcPr>
+            <w:tcW w:type="dxa" w:w="650"/>
+            <w:tcMar>
+              <w:top w:type="dxa" w:w="40"/>
+              <w:left w:type="dxa" w:w="80"/>
+              <w:bottom w:type="dxa" w:w="40"/>
+              <w:right w:type="dxa" w:w="80"/>
+            </w:tcMar>
+            <w:vAlign w:val="center"/>
+          </w:tcPr>
+          <w:p>
+            <w:pPr>
+              <w:spacing w:after="30" w:before="30" w:line="240" w:lineRule="auto"/>
+              <w:jc w:val="center"/>
+            </w:pPr>
+            <w:r>
+              <w:rPr>
+                <w:rFonts w:ascii="Arial" w:cs="Arial" w:eastAsia="Arial" w:hAnsi="Arial"/>
+                <w:b w:val="false"/>
+                <w:bCs w:val="false"/>
+                <w:sz w:val="20"/>
+                <w:szCs w:val="20"/>
+              </w:rPr>
+              <w:t xml:space="preserve">1</w:t>
+            </w:r>
+          </w:p>
+        </w:tc>
+        <w:tc>
+          <w:tcPr>
+            <w:tcW w:type="dxa" w:w="650"/>
+            <w:tcMar>
+              <w:top w:type="dxa" w:w="40"/>
+              <w:left w:type="dxa" w:w="80"/>
+              <w:bottom w:type="dxa" w:w="40"/>
+              <w:right w:type="dxa" w:w="80"/>
+            </w:tcMar>
+            <w:vAlign w:val="center"/>
+          </w:tcPr>
+          <w:p>
+            <w:pPr>
+              <w:spacing w:after="30" w:before="30" w:line="240" w:lineRule="auto"/>
+              <w:jc w:val="center"/>
+            </w:pPr>
+            <w:r>
+              <w:rPr>
+                <w:rFonts w:ascii="Arial" w:cs="Arial" w:eastAsia="Arial" w:hAnsi="Arial"/>
+                <w:b w:val="false"/>
+                <w:bCs w:val="false"/>
+                <w:sz w:val="20"/>
+                <w:szCs w:val="20"/>
+              </w:rPr>
+              <w:t xml:space="preserve">0</w:t>
+            </w:r>
+          </w:p>
+        </w:tc>
+        <w:tc>
+          <w:tcPr>
+            <w:tcW w:type="dxa" w:w="650"/>
+            <w:tcMar>
+              <w:top w:type="dxa" w:w="40"/>
+              <w:left w:type="dxa" w:w="80"/>
+              <w:bottom w:type="dxa" w:w="40"/>
+              <w:right w:type="dxa" w:w="80"/>
+            </w:tcMar>
+            <w:vAlign w:val="center"/>
+          </w:tcPr>
+          <w:p>
+            <w:pPr>
+              <w:spacing w:after="30" w:before="30" w:line="240" w:lineRule="auto"/>
+              <w:jc w:val="center"/>
+            </w:pPr>
+            <w:r>
+              <w:rPr>
+                <w:rFonts w:ascii="Arial" w:cs="Arial" w:eastAsia="Arial" w:hAnsi="Arial"/>
+                <w:b w:val="false"/>
+                <w:bCs w:val="false"/>
+                <w:sz w:val="20"/>
+                <w:szCs w:val="20"/>
+              </w:rPr>
+              <w:t xml:space="preserve">0</w:t>
+            </w:r>
+          </w:p>
+        </w:tc>
+        <w:tc>
+          <w:tcPr>
             <w:tcW w:type="dxa" w:w="700"/>
             <w:tcMar>
               <w:top w:type="dxa" w:w="40"/>
@@ -2499,13 +3010,41 @@
                 <w:sz w:val="20"/>
                 <w:szCs w:val="20"/>
               </w:rPr>
+              <w:t xml:space="preserve">0</w:t>
+            </w:r>
+          </w:p>
+        </w:tc>
+        <w:tc>
+          <w:tcPr>
+            <w:tcW w:type="dxa" w:w="700"/>
+            <w:tcMar>
+              <w:top w:type="dxa" w:w="40"/>
+              <w:left w:type="dxa" w:w="80"/>
+              <w:bottom w:type="dxa" w:w="40"/>
+              <w:right w:type="dxa" w:w="80"/>
+            </w:tcMar>
+            <w:vAlign w:val="center"/>
+          </w:tcPr>
+          <w:p>
+            <w:pPr>
+              <w:spacing w:after="30" w:before="30" w:line="240" w:lineRule="auto"/>
+              <w:jc w:val="center"/>
+            </w:pPr>
+            <w:r>
+              <w:rPr>
+                <w:rFonts w:ascii="Arial" w:cs="Arial" w:eastAsia="Arial" w:hAnsi="Arial"/>
+                <w:b w:val="false"/>
+                <w:bCs w:val="false"/>
+                <w:sz w:val="20"/>
+                <w:szCs w:val="20"/>
+              </w:rPr>
               <w:t xml:space="preserve">1</w:t>
             </w:r>
           </w:p>
         </w:tc>
         <w:tc>
           <w:tcPr>
-            <w:tcW w:type="dxa" w:w="700"/>
+            <w:tcW w:type="dxa" w:w="1500"/>
             <w:tcMar>
               <w:top w:type="dxa" w:w="40"/>
               <w:left w:type="dxa" w:w="80"/>
@@ -2533,7 +3072,7 @@
         </w:tc>
         <w:tc>
           <w:tcPr>
-            <w:tcW w:type="dxa" w:w="700"/>
+            <w:tcW w:type="dxa" w:w="1300"/>
             <w:tcMar>
               <w:top w:type="dxa" w:w="40"/>
               <w:left w:type="dxa" w:w="80"/>
@@ -2561,7 +3100,7 @@
         </w:tc>
         <w:tc>
           <w:tcPr>
-            <w:tcW w:type="dxa" w:w="700"/>
+            <w:tcW w:type="dxa" w:w="750"/>
             <w:tcMar>
               <w:top w:type="dxa" w:w="40"/>
               <w:left w:type="dxa" w:w="80"/>
@@ -2584,34 +3123,6 @@
                 <w:szCs w:val="20"/>
               </w:rPr>
               <w:t xml:space="preserve">0</w:t>
-            </w:r>
-          </w:p>
-        </w:tc>
-        <w:tc>
-          <w:tcPr>
-            <w:tcW w:type="dxa" w:w="3900"/>
-            <w:tcMar>
-              <w:top w:type="dxa" w:w="40"/>
-              <w:left w:type="dxa" w:w="80"/>
-              <w:bottom w:type="dxa" w:w="40"/>
-              <w:right w:type="dxa" w:w="80"/>
-            </w:tcMar>
-            <w:vAlign w:val="center"/>
-          </w:tcPr>
-          <w:p>
-            <w:pPr>
-              <w:spacing w:after="30" w:before="30" w:line="240" w:lineRule="auto"/>
-              <w:jc w:val="left"/>
-            </w:pPr>
-            <w:r>
-              <w:rPr>
-                <w:rFonts w:ascii="Arial" w:cs="Arial" w:eastAsia="Arial" w:hAnsi="Arial"/>
-                <w:b w:val="false"/>
-                <w:bCs w:val="false"/>
-                <w:sz w:val="20"/>
-                <w:szCs w:val="20"/>
-              </w:rPr>
-              <w:t xml:space="preserve">La puerta permanece cerrada</w:t>
             </w:r>
           </w:p>
         </w:tc>
@@ -2622,6 +3133,90 @@
         </w:trPr>
         <w:tc>
           <w:tcPr>
+            <w:tcW w:type="dxa" w:w="650"/>
+            <w:tcMar>
+              <w:top w:type="dxa" w:w="40"/>
+              <w:left w:type="dxa" w:w="80"/>
+              <w:bottom w:type="dxa" w:w="40"/>
+              <w:right w:type="dxa" w:w="80"/>
+            </w:tcMar>
+            <w:vAlign w:val="center"/>
+          </w:tcPr>
+          <w:p>
+            <w:pPr>
+              <w:spacing w:after="30" w:before="30" w:line="240" w:lineRule="auto"/>
+              <w:jc w:val="center"/>
+            </w:pPr>
+            <w:r>
+              <w:rPr>
+                <w:rFonts w:ascii="Arial" w:cs="Arial" w:eastAsia="Arial" w:hAnsi="Arial"/>
+                <w:b w:val="false"/>
+                <w:bCs w:val="false"/>
+                <w:sz w:val="20"/>
+                <w:szCs w:val="20"/>
+              </w:rPr>
+              <w:t xml:space="preserve">1</w:t>
+            </w:r>
+          </w:p>
+        </w:tc>
+        <w:tc>
+          <w:tcPr>
+            <w:tcW w:type="dxa" w:w="650"/>
+            <w:tcMar>
+              <w:top w:type="dxa" w:w="40"/>
+              <w:left w:type="dxa" w:w="80"/>
+              <w:bottom w:type="dxa" w:w="40"/>
+              <w:right w:type="dxa" w:w="80"/>
+            </w:tcMar>
+            <w:vAlign w:val="center"/>
+          </w:tcPr>
+          <w:p>
+            <w:pPr>
+              <w:spacing w:after="30" w:before="30" w:line="240" w:lineRule="auto"/>
+              <w:jc w:val="center"/>
+            </w:pPr>
+            <w:r>
+              <w:rPr>
+                <w:rFonts w:ascii="Arial" w:cs="Arial" w:eastAsia="Arial" w:hAnsi="Arial"/>
+                <w:b w:val="false"/>
+                <w:bCs w:val="false"/>
+                <w:sz w:val="20"/>
+                <w:szCs w:val="20"/>
+              </w:rPr>
+              <w:t xml:space="preserve">0</w:t>
+            </w:r>
+          </w:p>
+        </w:tc>
+        <w:tc>
+          <w:tcPr>
+            <w:tcW w:type="dxa" w:w="650"/>
+            <w:tcMar>
+              <w:top w:type="dxa" w:w="40"/>
+              <w:left w:type="dxa" w:w="80"/>
+              <w:bottom w:type="dxa" w:w="40"/>
+              <w:right w:type="dxa" w:w="80"/>
+            </w:tcMar>
+            <w:vAlign w:val="center"/>
+          </w:tcPr>
+          <w:p>
+            <w:pPr>
+              <w:spacing w:after="30" w:before="30" w:line="240" w:lineRule="auto"/>
+              <w:jc w:val="center"/>
+            </w:pPr>
+            <w:r>
+              <w:rPr>
+                <w:rFonts w:ascii="Arial" w:cs="Arial" w:eastAsia="Arial" w:hAnsi="Arial"/>
+                <w:b w:val="false"/>
+                <w:bCs w:val="false"/>
+                <w:sz w:val="20"/>
+                <w:szCs w:val="20"/>
+              </w:rPr>
+              <w:t xml:space="preserve">1</w:t>
+            </w:r>
+          </w:p>
+        </w:tc>
+        <w:tc>
+          <w:tcPr>
             <w:tcW w:type="dxa" w:w="700"/>
             <w:tcMar>
               <w:top w:type="dxa" w:w="40"/>
@@ -2644,13 +3239,41 @@
                 <w:sz w:val="20"/>
                 <w:szCs w:val="20"/>
               </w:rPr>
+              <w:t xml:space="preserve">0</w:t>
+            </w:r>
+          </w:p>
+        </w:tc>
+        <w:tc>
+          <w:tcPr>
+            <w:tcW w:type="dxa" w:w="700"/>
+            <w:tcMar>
+              <w:top w:type="dxa" w:w="40"/>
+              <w:left w:type="dxa" w:w="80"/>
+              <w:bottom w:type="dxa" w:w="40"/>
+              <w:right w:type="dxa" w:w="80"/>
+            </w:tcMar>
+            <w:vAlign w:val="center"/>
+          </w:tcPr>
+          <w:p>
+            <w:pPr>
+              <w:spacing w:after="30" w:before="30" w:line="240" w:lineRule="auto"/>
+              <w:jc w:val="center"/>
+            </w:pPr>
+            <w:r>
+              <w:rPr>
+                <w:rFonts w:ascii="Arial" w:cs="Arial" w:eastAsia="Arial" w:hAnsi="Arial"/>
+                <w:b w:val="false"/>
+                <w:bCs w:val="false"/>
+                <w:sz w:val="20"/>
+                <w:szCs w:val="20"/>
+              </w:rPr>
               <w:t xml:space="preserve">1</w:t>
             </w:r>
           </w:p>
         </w:tc>
         <w:tc>
           <w:tcPr>
-            <w:tcW w:type="dxa" w:w="700"/>
+            <w:tcW w:type="dxa" w:w="1500"/>
             <w:tcMar>
               <w:top w:type="dxa" w:w="40"/>
               <w:left w:type="dxa" w:w="80"/>
@@ -2678,35 +3301,7 @@
         </w:tc>
         <w:tc>
           <w:tcPr>
-            <w:tcW w:type="dxa" w:w="700"/>
-            <w:tcMar>
-              <w:top w:type="dxa" w:w="40"/>
-              <w:left w:type="dxa" w:w="80"/>
-              <w:bottom w:type="dxa" w:w="40"/>
-              <w:right w:type="dxa" w:w="80"/>
-            </w:tcMar>
-            <w:vAlign w:val="center"/>
-          </w:tcPr>
-          <w:p>
-            <w:pPr>
-              <w:spacing w:after="30" w:before="30" w:line="240" w:lineRule="auto"/>
-              <w:jc w:val="center"/>
-            </w:pPr>
-            <w:r>
-              <w:rPr>
-                <w:rFonts w:ascii="Arial" w:cs="Arial" w:eastAsia="Arial" w:hAnsi="Arial"/>
-                <w:b w:val="false"/>
-                <w:bCs w:val="false"/>
-                <w:sz w:val="20"/>
-                <w:szCs w:val="20"/>
-              </w:rPr>
-              <w:t xml:space="preserve">1</w:t>
-            </w:r>
-          </w:p>
-        </w:tc>
-        <w:tc>
-          <w:tcPr>
-            <w:tcW w:type="dxa" w:w="700"/>
+            <w:tcW w:type="dxa" w:w="1300"/>
             <w:tcMar>
               <w:top w:type="dxa" w:w="40"/>
               <w:left w:type="dxa" w:w="80"/>
@@ -2734,29 +3329,29 @@
         </w:tc>
         <w:tc>
           <w:tcPr>
-            <w:tcW w:type="dxa" w:w="3900"/>
-            <w:tcMar>
-              <w:top w:type="dxa" w:w="40"/>
-              <w:left w:type="dxa" w:w="80"/>
-              <w:bottom w:type="dxa" w:w="40"/>
-              <w:right w:type="dxa" w:w="80"/>
-            </w:tcMar>
-            <w:vAlign w:val="center"/>
-          </w:tcPr>
-          <w:p>
-            <w:pPr>
-              <w:spacing w:after="30" w:before="30" w:line="240" w:lineRule="auto"/>
-              <w:jc w:val="left"/>
-            </w:pPr>
-            <w:r>
-              <w:rPr>
-                <w:rFonts w:ascii="Arial" w:cs="Arial" w:eastAsia="Arial" w:hAnsi="Arial"/>
-                <w:b w:val="false"/>
-                <w:bCs w:val="false"/>
-                <w:sz w:val="20"/>
-                <w:szCs w:val="20"/>
-              </w:rPr>
-              <w:t xml:space="preserve">La puerta permanece cerrada</w:t>
+            <w:tcW w:type="dxa" w:w="750"/>
+            <w:tcMar>
+              <w:top w:type="dxa" w:w="40"/>
+              <w:left w:type="dxa" w:w="80"/>
+              <w:bottom w:type="dxa" w:w="40"/>
+              <w:right w:type="dxa" w:w="80"/>
+            </w:tcMar>
+            <w:vAlign w:val="center"/>
+          </w:tcPr>
+          <w:p>
+            <w:pPr>
+              <w:spacing w:after="30" w:before="30" w:line="240" w:lineRule="auto"/>
+              <w:jc w:val="center"/>
+            </w:pPr>
+            <w:r>
+              <w:rPr>
+                <w:rFonts w:ascii="Arial" w:cs="Arial" w:eastAsia="Arial" w:hAnsi="Arial"/>
+                <w:b w:val="false"/>
+                <w:bCs w:val="false"/>
+                <w:sz w:val="20"/>
+                <w:szCs w:val="20"/>
+              </w:rPr>
+              <w:t xml:space="preserve">0</w:t>
             </w:r>
           </w:p>
         </w:tc>
@@ -2767,6 +3362,90 @@
         </w:trPr>
         <w:tc>
           <w:tcPr>
+            <w:tcW w:type="dxa" w:w="650"/>
+            <w:tcMar>
+              <w:top w:type="dxa" w:w="40"/>
+              <w:left w:type="dxa" w:w="80"/>
+              <w:bottom w:type="dxa" w:w="40"/>
+              <w:right w:type="dxa" w:w="80"/>
+            </w:tcMar>
+            <w:vAlign w:val="center"/>
+          </w:tcPr>
+          <w:p>
+            <w:pPr>
+              <w:spacing w:after="30" w:before="30" w:line="240" w:lineRule="auto"/>
+              <w:jc w:val="center"/>
+            </w:pPr>
+            <w:r>
+              <w:rPr>
+                <w:rFonts w:ascii="Arial" w:cs="Arial" w:eastAsia="Arial" w:hAnsi="Arial"/>
+                <w:b w:val="false"/>
+                <w:bCs w:val="false"/>
+                <w:sz w:val="20"/>
+                <w:szCs w:val="20"/>
+              </w:rPr>
+              <w:t xml:space="preserve">1</w:t>
+            </w:r>
+          </w:p>
+        </w:tc>
+        <w:tc>
+          <w:tcPr>
+            <w:tcW w:type="dxa" w:w="650"/>
+            <w:tcMar>
+              <w:top w:type="dxa" w:w="40"/>
+              <w:left w:type="dxa" w:w="80"/>
+              <w:bottom w:type="dxa" w:w="40"/>
+              <w:right w:type="dxa" w:w="80"/>
+            </w:tcMar>
+            <w:vAlign w:val="center"/>
+          </w:tcPr>
+          <w:p>
+            <w:pPr>
+              <w:spacing w:after="30" w:before="30" w:line="240" w:lineRule="auto"/>
+              <w:jc w:val="center"/>
+            </w:pPr>
+            <w:r>
+              <w:rPr>
+                <w:rFonts w:ascii="Arial" w:cs="Arial" w:eastAsia="Arial" w:hAnsi="Arial"/>
+                <w:b w:val="false"/>
+                <w:bCs w:val="false"/>
+                <w:sz w:val="20"/>
+                <w:szCs w:val="20"/>
+              </w:rPr>
+              <w:t xml:space="preserve">1</w:t>
+            </w:r>
+          </w:p>
+        </w:tc>
+        <w:tc>
+          <w:tcPr>
+            <w:tcW w:type="dxa" w:w="650"/>
+            <w:tcMar>
+              <w:top w:type="dxa" w:w="40"/>
+              <w:left w:type="dxa" w:w="80"/>
+              <w:bottom w:type="dxa" w:w="40"/>
+              <w:right w:type="dxa" w:w="80"/>
+            </w:tcMar>
+            <w:vAlign w:val="center"/>
+          </w:tcPr>
+          <w:p>
+            <w:pPr>
+              <w:spacing w:after="30" w:before="30" w:line="240" w:lineRule="auto"/>
+              <w:jc w:val="center"/>
+            </w:pPr>
+            <w:r>
+              <w:rPr>
+                <w:rFonts w:ascii="Arial" w:cs="Arial" w:eastAsia="Arial" w:hAnsi="Arial"/>
+                <w:b w:val="false"/>
+                <w:bCs w:val="false"/>
+                <w:sz w:val="20"/>
+                <w:szCs w:val="20"/>
+              </w:rPr>
+              <w:t xml:space="preserve">0</w:t>
+            </w:r>
+          </w:p>
+        </w:tc>
+        <w:tc>
+          <w:tcPr>
             <w:tcW w:type="dxa" w:w="700"/>
             <w:tcMar>
               <w:top w:type="dxa" w:w="40"/>
@@ -2789,7 +3468,7 @@
                 <w:sz w:val="20"/>
                 <w:szCs w:val="20"/>
               </w:rPr>
-              <w:t xml:space="preserve">1</w:t>
+              <w:t xml:space="preserve">0</w:t>
             </w:r>
           </w:p>
         </w:tc>
@@ -2817,41 +3496,13 @@
                 <w:sz w:val="20"/>
                 <w:szCs w:val="20"/>
               </w:rPr>
-              <w:t xml:space="preserve">1</w:t>
-            </w:r>
-          </w:p>
-        </w:tc>
-        <w:tc>
-          <w:tcPr>
-            <w:tcW w:type="dxa" w:w="700"/>
-            <w:tcMar>
-              <w:top w:type="dxa" w:w="40"/>
-              <w:left w:type="dxa" w:w="80"/>
-              <w:bottom w:type="dxa" w:w="40"/>
-              <w:right w:type="dxa" w:w="80"/>
-            </w:tcMar>
-            <w:vAlign w:val="center"/>
-          </w:tcPr>
-          <w:p>
-            <w:pPr>
-              <w:spacing w:after="30" w:before="30" w:line="240" w:lineRule="auto"/>
-              <w:jc w:val="center"/>
-            </w:pPr>
-            <w:r>
-              <w:rPr>
-                <w:rFonts w:ascii="Arial" w:cs="Arial" w:eastAsia="Arial" w:hAnsi="Arial"/>
-                <w:b w:val="false"/>
-                <w:bCs w:val="false"/>
-                <w:sz w:val="20"/>
-                <w:szCs w:val="20"/>
-              </w:rPr>
               <w:t xml:space="preserve">0</w:t>
             </w:r>
           </w:p>
         </w:tc>
         <w:tc>
           <w:tcPr>
-            <w:tcW w:type="dxa" w:w="700"/>
+            <w:tcW w:type="dxa" w:w="1500"/>
             <w:tcMar>
               <w:top w:type="dxa" w:w="40"/>
               <w:left w:type="dxa" w:w="80"/>
@@ -2879,29 +3530,57 @@
         </w:tc>
         <w:tc>
           <w:tcPr>
-            <w:tcW w:type="dxa" w:w="3900"/>
-            <w:tcMar>
-              <w:top w:type="dxa" w:w="40"/>
-              <w:left w:type="dxa" w:w="80"/>
-              <w:bottom w:type="dxa" w:w="40"/>
-              <w:right w:type="dxa" w:w="80"/>
-            </w:tcMar>
-            <w:vAlign w:val="center"/>
-          </w:tcPr>
-          <w:p>
-            <w:pPr>
-              <w:spacing w:after="30" w:before="30" w:line="240" w:lineRule="auto"/>
-              <w:jc w:val="left"/>
-            </w:pPr>
-            <w:r>
-              <w:rPr>
-                <w:rFonts w:ascii="Arial" w:cs="Arial" w:eastAsia="Arial" w:hAnsi="Arial"/>
-                <w:b w:val="false"/>
-                <w:bCs w:val="false"/>
-                <w:sz w:val="20"/>
-                <w:szCs w:val="20"/>
-              </w:rPr>
-              <w:t xml:space="preserve">La puerta permanece cerrada</w:t>
+            <w:tcW w:type="dxa" w:w="1300"/>
+            <w:tcMar>
+              <w:top w:type="dxa" w:w="40"/>
+              <w:left w:type="dxa" w:w="80"/>
+              <w:bottom w:type="dxa" w:w="40"/>
+              <w:right w:type="dxa" w:w="80"/>
+            </w:tcMar>
+            <w:vAlign w:val="center"/>
+          </w:tcPr>
+          <w:p>
+            <w:pPr>
+              <w:spacing w:after="30" w:before="30" w:line="240" w:lineRule="auto"/>
+              <w:jc w:val="center"/>
+            </w:pPr>
+            <w:r>
+              <w:rPr>
+                <w:rFonts w:ascii="Arial" w:cs="Arial" w:eastAsia="Arial" w:hAnsi="Arial"/>
+                <w:b w:val="false"/>
+                <w:bCs w:val="false"/>
+                <w:sz w:val="20"/>
+                <w:szCs w:val="20"/>
+              </w:rPr>
+              <w:t xml:space="preserve">0</w:t>
+            </w:r>
+          </w:p>
+        </w:tc>
+        <w:tc>
+          <w:tcPr>
+            <w:tcW w:type="dxa" w:w="750"/>
+            <w:tcMar>
+              <w:top w:type="dxa" w:w="40"/>
+              <w:left w:type="dxa" w:w="80"/>
+              <w:bottom w:type="dxa" w:w="40"/>
+              <w:right w:type="dxa" w:w="80"/>
+            </w:tcMar>
+            <w:vAlign w:val="center"/>
+          </w:tcPr>
+          <w:p>
+            <w:pPr>
+              <w:spacing w:after="30" w:before="30" w:line="240" w:lineRule="auto"/>
+              <w:jc w:val="center"/>
+            </w:pPr>
+            <w:r>
+              <w:rPr>
+                <w:rFonts w:ascii="Arial" w:cs="Arial" w:eastAsia="Arial" w:hAnsi="Arial"/>
+                <w:b w:val="false"/>
+                <w:bCs w:val="false"/>
+                <w:sz w:val="20"/>
+                <w:szCs w:val="20"/>
+              </w:rPr>
+              <w:t xml:space="preserve">0</w:t>
             </w:r>
           </w:p>
         </w:tc>
@@ -2912,6 +3591,90 @@
         </w:trPr>
         <w:tc>
           <w:tcPr>
+            <w:tcW w:type="dxa" w:w="650"/>
+            <w:tcMar>
+              <w:top w:type="dxa" w:w="40"/>
+              <w:left w:type="dxa" w:w="80"/>
+              <w:bottom w:type="dxa" w:w="40"/>
+              <w:right w:type="dxa" w:w="80"/>
+            </w:tcMar>
+            <w:vAlign w:val="center"/>
+          </w:tcPr>
+          <w:p>
+            <w:pPr>
+              <w:spacing w:after="30" w:before="30" w:line="240" w:lineRule="auto"/>
+              <w:jc w:val="center"/>
+            </w:pPr>
+            <w:r>
+              <w:rPr>
+                <w:rFonts w:ascii="Arial" w:cs="Arial" w:eastAsia="Arial" w:hAnsi="Arial"/>
+                <w:b w:val="false"/>
+                <w:bCs w:val="false"/>
+                <w:sz w:val="20"/>
+                <w:szCs w:val="20"/>
+              </w:rPr>
+              <w:t xml:space="preserve">1</w:t>
+            </w:r>
+          </w:p>
+        </w:tc>
+        <w:tc>
+          <w:tcPr>
+            <w:tcW w:type="dxa" w:w="650"/>
+            <w:tcMar>
+              <w:top w:type="dxa" w:w="40"/>
+              <w:left w:type="dxa" w:w="80"/>
+              <w:bottom w:type="dxa" w:w="40"/>
+              <w:right w:type="dxa" w:w="80"/>
+            </w:tcMar>
+            <w:vAlign w:val="center"/>
+          </w:tcPr>
+          <w:p>
+            <w:pPr>
+              <w:spacing w:after="30" w:before="30" w:line="240" w:lineRule="auto"/>
+              <w:jc w:val="center"/>
+            </w:pPr>
+            <w:r>
+              <w:rPr>
+                <w:rFonts w:ascii="Arial" w:cs="Arial" w:eastAsia="Arial" w:hAnsi="Arial"/>
+                <w:b w:val="false"/>
+                <w:bCs w:val="false"/>
+                <w:sz w:val="20"/>
+                <w:szCs w:val="20"/>
+              </w:rPr>
+              <w:t xml:space="preserve">1</w:t>
+            </w:r>
+          </w:p>
+        </w:tc>
+        <w:tc>
+          <w:tcPr>
+            <w:tcW w:type="dxa" w:w="650"/>
+            <w:tcMar>
+              <w:top w:type="dxa" w:w="40"/>
+              <w:left w:type="dxa" w:w="80"/>
+              <w:bottom w:type="dxa" w:w="40"/>
+              <w:right w:type="dxa" w:w="80"/>
+            </w:tcMar>
+            <w:vAlign w:val="center"/>
+          </w:tcPr>
+          <w:p>
+            <w:pPr>
+              <w:spacing w:after="30" w:before="30" w:line="240" w:lineRule="auto"/>
+              <w:jc w:val="center"/>
+            </w:pPr>
+            <w:r>
+              <w:rPr>
+                <w:rFonts w:ascii="Arial" w:cs="Arial" w:eastAsia="Arial" w:hAnsi="Arial"/>
+                <w:b w:val="false"/>
+                <w:bCs w:val="false"/>
+                <w:sz w:val="20"/>
+                <w:szCs w:val="20"/>
+              </w:rPr>
+              <w:t xml:space="preserve">1</w:t>
+            </w:r>
+          </w:p>
+        </w:tc>
+        <w:tc>
+          <w:tcPr>
             <w:tcW w:type="dxa" w:w="700"/>
             <w:tcMar>
               <w:top w:type="dxa" w:w="40"/>
@@ -2934,69 +3697,98 @@
                 <w:sz w:val="20"/>
                 <w:szCs w:val="20"/>
               </w:rPr>
+              <w:t xml:space="preserve">0</w:t>
+            </w:r>
+          </w:p>
+        </w:tc>
+        <w:tc>
+          <w:tcPr>
+            <w:tcW w:type="dxa" w:w="700"/>
+            <w:tcMar>
+              <w:top w:type="dxa" w:w="40"/>
+              <w:left w:type="dxa" w:w="80"/>
+              <w:bottom w:type="dxa" w:w="40"/>
+              <w:right w:type="dxa" w:w="80"/>
+            </w:tcMar>
+            <w:vAlign w:val="center"/>
+          </w:tcPr>
+          <w:p>
+            <w:pPr>
+              <w:spacing w:after="30" w:before="30" w:line="240" w:lineRule="auto"/>
+              <w:jc w:val="center"/>
+            </w:pPr>
+            <w:r>
+              <w:rPr>
+                <w:rFonts w:ascii="Arial" w:cs="Arial" w:eastAsia="Arial" w:hAnsi="Arial"/>
+                <w:b w:val="false"/>
+                <w:bCs w:val="false"/>
+                <w:sz w:val="20"/>
+                <w:szCs w:val="20"/>
+              </w:rPr>
+              <w:t xml:space="preserve">0</w:t>
+            </w:r>
+          </w:p>
+        </w:tc>
+        <w:tc>
+          <w:tcPr>
+            <w:tcW w:type="dxa" w:w="1500"/>
+            <w:tcMar>
+              <w:top w:type="dxa" w:w="40"/>
+              <w:left w:type="dxa" w:w="80"/>
+              <w:bottom w:type="dxa" w:w="40"/>
+              <w:right w:type="dxa" w:w="80"/>
+            </w:tcMar>
+            <w:vAlign w:val="center"/>
+          </w:tcPr>
+          <w:p>
+            <w:pPr>
+              <w:spacing w:after="30" w:before="30" w:line="240" w:lineRule="auto"/>
+              <w:jc w:val="center"/>
+            </w:pPr>
+            <w:r>
+              <w:rPr>
+                <w:rFonts w:ascii="Arial" w:cs="Arial" w:eastAsia="Arial" w:hAnsi="Arial"/>
+                <w:b w:val="false"/>
+                <w:bCs w:val="false"/>
+                <w:sz w:val="20"/>
+                <w:szCs w:val="20"/>
+              </w:rPr>
+              <w:t xml:space="preserve">0</w:t>
+            </w:r>
+          </w:p>
+        </w:tc>
+        <w:tc>
+          <w:tcPr>
+            <w:tcW w:type="dxa" w:w="1300"/>
+            <w:shd w:fill="E2EFDA" w:val="clear"/>
+            <w:tcMar>
+              <w:top w:type="dxa" w:w="40"/>
+              <w:left w:type="dxa" w:w="80"/>
+              <w:bottom w:type="dxa" w:w="40"/>
+              <w:right w:type="dxa" w:w="80"/>
+            </w:tcMar>
+            <w:vAlign w:val="center"/>
+          </w:tcPr>
+          <w:p>
+            <w:pPr>
+              <w:spacing w:after="30" w:before="30" w:line="240" w:lineRule="auto"/>
+              <w:jc w:val="center"/>
+            </w:pPr>
+            <w:r>
+              <w:rPr>
+                <w:rFonts w:ascii="Arial" w:cs="Arial" w:eastAsia="Arial" w:hAnsi="Arial"/>
+                <w:b w:val="false"/>
+                <w:bCs w:val="false"/>
+                <w:sz w:val="20"/>
+                <w:szCs w:val="20"/>
+              </w:rPr>
               <w:t xml:space="preserve">1</w:t>
             </w:r>
           </w:p>
         </w:tc>
         <w:tc>
           <w:tcPr>
-            <w:tcW w:type="dxa" w:w="700"/>
-            <w:tcMar>
-              <w:top w:type="dxa" w:w="40"/>
-              <w:left w:type="dxa" w:w="80"/>
-              <w:bottom w:type="dxa" w:w="40"/>
-              <w:right w:type="dxa" w:w="80"/>
-            </w:tcMar>
-            <w:vAlign w:val="center"/>
-          </w:tcPr>
-          <w:p>
-            <w:pPr>
-              <w:spacing w:after="30" w:before="30" w:line="240" w:lineRule="auto"/>
-              <w:jc w:val="center"/>
-            </w:pPr>
-            <w:r>
-              <w:rPr>
-                <w:rFonts w:ascii="Arial" w:cs="Arial" w:eastAsia="Arial" w:hAnsi="Arial"/>
-                <w:b w:val="false"/>
-                <w:bCs w:val="false"/>
-                <w:sz w:val="20"/>
-                <w:szCs w:val="20"/>
-              </w:rPr>
-              <w:t xml:space="preserve">1</w:t>
-            </w:r>
-          </w:p>
-        </w:tc>
-        <w:tc>
-          <w:tcPr>
-            <w:tcW w:type="dxa" w:w="700"/>
-            <w:tcMar>
-              <w:top w:type="dxa" w:w="40"/>
-              <w:left w:type="dxa" w:w="80"/>
-              <w:bottom w:type="dxa" w:w="40"/>
-              <w:right w:type="dxa" w:w="80"/>
-            </w:tcMar>
-            <w:vAlign w:val="center"/>
-          </w:tcPr>
-          <w:p>
-            <w:pPr>
-              <w:spacing w:after="30" w:before="30" w:line="240" w:lineRule="auto"/>
-              <w:jc w:val="center"/>
-            </w:pPr>
-            <w:r>
-              <w:rPr>
-                <w:rFonts w:ascii="Arial" w:cs="Arial" w:eastAsia="Arial" w:hAnsi="Arial"/>
-                <w:b w:val="false"/>
-                <w:bCs w:val="false"/>
-                <w:sz w:val="20"/>
-                <w:szCs w:val="20"/>
-              </w:rPr>
-              <w:t xml:space="preserve">1</w:t>
-            </w:r>
-          </w:p>
-        </w:tc>
-        <w:tc>
-          <w:tcPr>
-            <w:tcW w:type="dxa" w:w="700"/>
+            <w:tcW w:type="dxa" w:w="750"/>
             <w:shd w:fill="E2EFDA" w:val="clear"/>
             <w:tcMar>
               <w:top w:type="dxa" w:w="40"/>
@@ -3023,41 +3815,13 @@
             </w:r>
           </w:p>
         </w:tc>
-        <w:tc>
-          <w:tcPr>
-            <w:tcW w:type="dxa" w:w="3900"/>
-            <w:tcMar>
-              <w:top w:type="dxa" w:w="40"/>
-              <w:left w:type="dxa" w:w="80"/>
-              <w:bottom w:type="dxa" w:w="40"/>
-              <w:right w:type="dxa" w:w="80"/>
-            </w:tcMar>
-            <w:vAlign w:val="center"/>
-          </w:tcPr>
-          <w:p>
-            <w:pPr>
-              <w:spacing w:after="30" w:before="30" w:line="240" w:lineRule="auto"/>
-              <w:jc w:val="left"/>
-            </w:pPr>
-            <w:r>
-              <w:rPr>
-                <w:rFonts w:ascii="Arial" w:cs="Arial" w:eastAsia="Arial" w:hAnsi="Arial"/>
-                <w:b w:val="false"/>
-                <w:bCs w:val="false"/>
-                <w:sz w:val="20"/>
-                <w:szCs w:val="20"/>
-              </w:rPr>
-              <w:t xml:space="preserve">Condición 2: A, B y C pulsados</w:t>
-            </w:r>
-          </w:p>
-        </w:tc>
       </w:tr>
     </w:tbl>
     <w:p>
       <w:pPr>
         <w:pStyle w:val="Heading1"/>
         <w:keepNext/>
-        <w:spacing w:after="120" w:before="240"/>
+        <w:spacing w:after="120" w:before="180"/>
       </w:pPr>
       <w:r>
         <w:rPr>
@@ -3082,7 +3846,7 @@
           <w:sz w:val="24"/>
           <w:szCs w:val="24"/>
         </w:rPr>
-        <w:t xml:space="preserve">La función booleana se obtiene de la tabla de verdad mediante la suma de productos (SOP): se toma un minitérmino por cada renglón donde S = 1. Los renglones activos son el m₁ (A = 0, B = 0, C = 1) y el m₇ (A = 1, B = 1, C = 1), por lo que la función canónica es:</w:t>
+        <w:t xml:space="preserve">La función booleana se obtiene de la tabla de verdad mediante la suma de productos (SOP): se toma un minitérmino por cada renglón donde X = 1. Los renglones activos son el m₁ (A = 0, B = 0, C = 1) y el m₇ (A = 1, B = 1, C = 1), por lo que la función canónica es:</w:t>
       </w:r>
     </w:p>
     <w:p>
@@ -3098,7 +3862,7 @@
           <w:sz w:val="24"/>
           <w:szCs w:val="24"/>
         </w:rPr>
-        <w:t xml:space="preserve">S = A′ · B′ · C + A · B · C</w:t>
+        <w:t xml:space="preserve">X = A′ · B′ · C + A · B · C</w:t>
       </w:r>
     </w:p>
     <w:p>
@@ -3128,7 +3892,7 @@
           <w:sz w:val="24"/>
           <w:szCs w:val="24"/>
         </w:rPr>
-        <w:t xml:space="preserve">S = C · (A′ · B′ + A · B)</w:t>
+        <w:t xml:space="preserve">X = C · (A′ · B′ + A · B)</w:t>
       </w:r>
     </w:p>
     <w:p>
@@ -3142,7 +3906,7 @@
           <w:sz w:val="24"/>
           <w:szCs w:val="24"/>
         </w:rPr>
-        <w:t xml:space="preserve">La expresión entre paréntesis es exactamente la definición de la compuerta XNOR (equivalencia): vale 1 cuando A y B son iguales. Por lo tanto, la función mínima queda:</w:t>
+        <w:t xml:space="preserve">La expresión entre paréntesis es exactamente la definición de la compuerta XNOR (equivalencia): vale 1 cuando A y B son iguales. El símbolo ⊙ de la XNOR se tomó de la bibliografía de sistemas digitales de las referencias y equivale a escribir (A ⊕ B)′, la negación de la XOR. Por lo tanto, la función mínima queda:</w:t>
       </w:r>
     </w:p>
     <w:p>
@@ -3158,7 +3922,7 @@
           <w:sz w:val="24"/>
           <w:szCs w:val="24"/>
         </w:rPr>
-        <w:t xml:space="preserve">S = C · (A ⊙ B) = C · (A ⊕ B)′</w:t>
+        <w:t xml:space="preserve">X = C · (A ⊙ B) = C · (A ⊕ B)′</w:t>
       </w:r>
     </w:p>
     <w:p>
@@ -3189,7 +3953,7 @@
           <w:sz w:val="20"/>
           <w:szCs w:val="20"/>
         </w:rPr>
-        <w:t xml:space="preserve">Tabla 3. Mapa de Karnaugh de la función S(A, B, C).</w:t>
+        <w:t xml:space="preserve">Tabla 3. Mapa de Karnaugh de la función X(A, B, C).</w:t>
       </w:r>
     </w:p>
     <w:tbl>
@@ -3640,7 +4404,7 @@
       <w:pPr>
         <w:pStyle w:val="Heading1"/>
         <w:keepNext/>
-        <w:spacing w:after="120" w:before="240"/>
+        <w:spacing w:after="120" w:before="180"/>
       </w:pPr>
       <w:r>
         <w:rPr>
@@ -3665,7 +4429,7 @@
           <w:sz w:val="24"/>
           <w:szCs w:val="24"/>
         </w:rPr>
-        <w:t xml:space="preserve">La Figura 1 muestra el circuito que implementa directamente la función canónica: los inversores generan A′ y B′, la compuerta AND 1 detecta la condición 1 (A′·B′·C), la AND 2 detecta la condición 2 (A·B·C) y la OR final activa la salida S cuando ocurre cualquiera de las dos.</w:t>
+        <w:t xml:space="preserve">La Figura 1 muestra el circuito que implementa directamente la función canónica: los inversores generan A′ y B′, la compuerta AND 1 detecta la condición 1 (A′·B′·C), la AND 2 detecta la condición 2 (A·B·C) y la OR final activa la salida X cuando ocurre cualquiera de las dos.</w:t>
       </w:r>
     </w:p>
     <w:p>
@@ -3677,7 +4441,7 @@
       <w:r>
         <w:drawing>
           <wp:inline distT="0" distB="0" distL="0" distR="0">
-            <wp:extent cx="3810000" cy="1771650"/>
+            <wp:extent cx="3619500" cy="1685925"/>
             <wp:effectExtent t="0" r="0" b="0" l="0"/>
             <wp:docPr id="1" name="" descr="" title=""/>
             <wp:cNvGraphicFramePr>
@@ -3702,7 +4466,7 @@
                   <pic:spPr bwMode="auto">
                     <a:xfrm>
                       <a:off x="0" y="0"/>
-                      <a:ext cx="3810000" cy="1771650"/>
+                      <a:ext cx="3619500" cy="1685925"/>
                     </a:xfrm>
                     <a:prstGeom prst="rect">
                       <a:avLst/>
@@ -3717,7 +4481,7 @@
     </w:p>
     <w:p>
       <w:pPr>
-        <w:spacing w:after="180" w:before="60"/>
+        <w:spacing w:after="140" w:before="60"/>
         <w:jc w:val="center"/>
       </w:pPr>
       <w:r>
@@ -3728,7 +4492,7 @@
           <w:sz w:val="20"/>
           <w:szCs w:val="20"/>
         </w:rPr>
-        <w:t xml:space="preserve">Figura 1. Circuito lógico de la función canónica S = A′·B′·C + A·B·C.</w:t>
+        <w:t xml:space="preserve">Figura 1. Circuito lógico de la función canónica X = A′·B′·C + A·B·C.</w:t>
       </w:r>
     </w:p>
     <w:p>
@@ -3742,7 +4506,7 @@
           <w:sz w:val="24"/>
           <w:szCs w:val="24"/>
         </w:rPr>
-        <w:t xml:space="preserve">La Figura 2 presenta el circuito de la función simplificada: la compuerta XNOR compara los botones A y B y entrega 1 cuando coinciden; la compuerta AND combina ese resultado con C, de manera que la puerta solo se abre si, además de la coincidencia entre A y B, el botón C está pulsado. Este es el circuito propuesto como solución, por requerir menos componentes.</w:t>
+        <w:t xml:space="preserve">La Figura 2 presenta el circuito de la función simplificada: la XNOR compara los botones A y B y entrega 1 cuando coinciden, y la AND combina ese resultado con C. Así, la puerta solo se abre si A y B coinciden y además C está pulsado. Este es el circuito propuesto como solución, por requerir menos componentes.</w:t>
       </w:r>
     </w:p>
     <w:p>
@@ -3754,7 +4518,7 @@
       <w:r>
         <w:drawing>
           <wp:inline distT="0" distB="0" distL="0" distR="0">
-            <wp:extent cx="3143250" cy="1066800"/>
+            <wp:extent cx="2857500" cy="971550"/>
             <wp:effectExtent t="0" r="0" b="0" l="0"/>
             <wp:docPr id="1" name="" descr="" title=""/>
             <wp:cNvGraphicFramePr>
@@ -3779,7 +4543,7 @@
                   <pic:spPr bwMode="auto">
                     <a:xfrm>
                       <a:off x="0" y="0"/>
-                      <a:ext cx="3143250" cy="1066800"/>
+                      <a:ext cx="2857500" cy="971550"/>
                     </a:xfrm>
                     <a:prstGeom prst="rect">
                       <a:avLst/>
@@ -3794,7 +4558,7 @@
     </w:p>
     <w:p>
       <w:pPr>
-        <w:spacing w:after="180" w:before="60"/>
+        <w:spacing w:after="140" w:before="60"/>
         <w:jc w:val="center"/>
       </w:pPr>
       <w:r>
@@ -3805,14 +4569,14 @@
           <w:sz w:val="20"/>
           <w:szCs w:val="20"/>
         </w:rPr>
-        <w:t xml:space="preserve">Figura 2. Circuito simplificado S = C · (A ⊙ B).</w:t>
+        <w:t xml:space="preserve">Figura 2. Circuito simplificado X = C · (A ⊙ B).</w:t>
       </w:r>
     </w:p>
     <w:p>
       <w:pPr>
         <w:pStyle w:val="Heading1"/>
         <w:keepNext/>
-        <w:spacing w:after="120" w:before="240"/>
+        <w:spacing w:after="120" w:before="180"/>
       </w:pPr>
       <w:r>
         <w:rPr>
@@ -3885,7 +4649,7 @@
           <w:sz w:val="16"/>
           <w:szCs w:val="16"/>
         </w:rPr>
-        <w:t xml:space="preserve">% Apertura (S=1): 1) C pulsado, A y B en reposo   2) A, B y C pulsados</w:t>
+        <w:t xml:space="preserve">% Apertura (X=1): 1) C pulsado, A y B en reposo   2) A, B y C pulsados</w:t>
       </w:r>
     </w:p>
     <w:p>
@@ -3901,7 +4665,7 @@
           <w:sz w:val="16"/>
           <w:szCs w:val="16"/>
         </w:rPr>
-        <w:t xml:space="preserve">% Funcion canonica: S = A'·B'·C + A·B·C   Simplificada: S = C·(A XNOR B)</w:t>
+        <w:t xml:space="preserve">% Funcion canonica: X = A'·B'·C + A·B·C   Simplificada: X = C·(A XNOR B)</w:t>
       </w:r>
     </w:p>
     <w:p>
@@ -4013,7 +4777,7 @@
           <w:sz w:val="16"/>
           <w:szCs w:val="16"/>
         </w:rPr>
-        <w:t xml:space="preserve"/>
+        <w:t xml:space="preserve">% Terminos de las dos condiciones de apertura</w:t>
       </w:r>
     </w:p>
     <w:p>
@@ -4029,7 +4793,7 @@
           <w:sz w:val="16"/>
           <w:szCs w:val="16"/>
         </w:rPr>
-        <w:t xml:space="preserve">% Evaluacion de ambas expresiones booleanas</w:t>
+        <w:t xml:space="preserve">Cond1 = ~A &amp; ~B &amp; C;    % condicion 1: C pulsado, A y B en reposo</w:t>
       </w:r>
     </w:p>
     <w:p>
@@ -4045,7 +4809,7 @@
           <w:sz w:val="16"/>
           <w:szCs w:val="16"/>
         </w:rPr>
-        <w:t xml:space="preserve">S_canonica     = (~A &amp; ~B &amp; C) | (A &amp; B &amp; C);</w:t>
+        <w:t xml:space="preserve">Cond2 = A &amp; B &amp; C;      % condicion 2: A, B y C pulsados</w:t>
       </w:r>
     </w:p>
     <w:p>
@@ -4061,7 +4825,7 @@
           <w:sz w:val="16"/>
           <w:szCs w:val="16"/>
         </w:rPr>
-        <w:t xml:space="preserve">S_simplificada = C &amp; ~xor(A, B);</w:t>
+        <w:t xml:space="preserve">% Salida canonica (suma de los terminos) y salida simplificada</w:t>
       </w:r>
     </w:p>
     <w:p>
@@ -4077,7 +4841,7 @@
           <w:sz w:val="16"/>
           <w:szCs w:val="16"/>
         </w:rPr>
-        <w:t xml:space="preserve"/>
+        <w:t xml:space="preserve">X              = Cond1 | Cond2;</w:t>
       </w:r>
     </w:p>
     <w:p>
@@ -4093,7 +4857,7 @@
           <w:sz w:val="16"/>
           <w:szCs w:val="16"/>
         </w:rPr>
-        <w:t xml:space="preserve">% Tabla de verdad completa</w:t>
+        <w:t xml:space="preserve">X_simplificada = C &amp; ~xor(A, B);</w:t>
       </w:r>
     </w:p>
     <w:p>
@@ -4109,7 +4873,7 @@
           <w:sz w:val="16"/>
           <w:szCs w:val="16"/>
         </w:rPr>
-        <w:t xml:space="preserve">T = table(A, B, C, double(S_canonica), double(S_simplificada), ...</w:t>
+        <w:t xml:space="preserve">% Tabla de verdad completa con las columnas de la funcion</w:t>
       </w:r>
     </w:p>
     <w:p>
@@ -4125,7 +4889,7 @@
           <w:sz w:val="16"/>
           <w:szCs w:val="16"/>
         </w:rPr>
-        <w:t xml:space="preserve">    'VariableNames', {'A', 'B', 'C', 'S_canonica', 'S_simplificada'});</w:t>
+        <w:t xml:space="preserve">T = table(A, B, C, double(Cond1), double(Cond2), double(X), ...</w:t>
       </w:r>
     </w:p>
     <w:p>
@@ -4141,7 +4905,7 @@
           <w:sz w:val="16"/>
           <w:szCs w:val="16"/>
         </w:rPr>
-        <w:t xml:space="preserve">disp(T)</w:t>
+        <w:t xml:space="preserve">    double(X_simplificada), 'VariableNames', ...</w:t>
       </w:r>
     </w:p>
     <w:p>
@@ -4157,7 +4921,7 @@
           <w:sz w:val="16"/>
           <w:szCs w:val="16"/>
         </w:rPr>
-        <w:t xml:space="preserve"/>
+        <w:t xml:space="preserve">    {'A', 'B', 'C', 'Cond1', 'Cond2', 'X', 'X_simplificada'});</w:t>
       </w:r>
     </w:p>
     <w:p>
@@ -4173,7 +4937,7 @@
           <w:sz w:val="16"/>
           <w:szCs w:val="16"/>
         </w:rPr>
-        <w:t xml:space="preserve">% Verificacion de equivalencia entre ambas expresiones</w:t>
+        <w:t xml:space="preserve">disp(T)</w:t>
       </w:r>
     </w:p>
     <w:p>
@@ -4189,7 +4953,7 @@
           <w:sz w:val="16"/>
           <w:szCs w:val="16"/>
         </w:rPr>
-        <w:t xml:space="preserve">if isequal(S_canonica, S_simplificada)</w:t>
+        <w:t xml:space="preserve"/>
       </w:r>
     </w:p>
     <w:p>
@@ -4205,7 +4969,7 @@
           <w:sz w:val="16"/>
           <w:szCs w:val="16"/>
         </w:rPr>
-        <w:t xml:space="preserve">    disp('Ambas expresiones son equivalentes: el diseno del circuito es correcto.')</w:t>
+        <w:t xml:space="preserve">% Verificacion de equivalencia entre ambas expresiones</w:t>
       </w:r>
     </w:p>
     <w:p>
@@ -4221,7 +4985,7 @@
           <w:sz w:val="16"/>
           <w:szCs w:val="16"/>
         </w:rPr>
-        <w:t xml:space="preserve">else</w:t>
+        <w:t xml:space="preserve">if isequal(X, X_simplificada)</w:t>
       </w:r>
     </w:p>
     <w:p>
@@ -4237,7 +5001,7 @@
           <w:sz w:val="16"/>
           <w:szCs w:val="16"/>
         </w:rPr>
-        <w:t xml:space="preserve">    disp('Las expresiones NO coinciden: es necesario revisar el diseno.')</w:t>
+        <w:t xml:space="preserve">    disp('Ambas expresiones son equivalentes: el diseno del circuito es correcto.')</w:t>
       </w:r>
     </w:p>
     <w:p>
@@ -4253,12 +5017,44 @@
           <w:sz w:val="16"/>
           <w:szCs w:val="16"/>
         </w:rPr>
+        <w:t xml:space="preserve">else</w:t>
+      </w:r>
+    </w:p>
+    <w:p>
+      <w:pPr>
+        <w:keepNext w:val="25"/>
+        <w:keepLines w:val="25"/>
+        <w:shd w:fill="F2F2F2" w:val="clear"/>
+        <w:spacing w:after="0" w:line="240" w:lineRule="auto"/>
+      </w:pPr>
+      <w:r>
+        <w:rPr>
+          <w:rFonts w:ascii="Consolas" w:cs="Consolas" w:eastAsia="Consolas" w:hAnsi="Consolas"/>
+          <w:sz w:val="16"/>
+          <w:szCs w:val="16"/>
+        </w:rPr>
+        <w:t xml:space="preserve">    disp('Las expresiones NO coinciden: es necesario revisar el diseno.')</w:t>
+      </w:r>
+    </w:p>
+    <w:p>
+      <w:pPr>
+        <w:keepNext w:val="26"/>
+        <w:keepLines w:val="26"/>
+        <w:shd w:fill="F2F2F2" w:val="clear"/>
+        <w:spacing w:after="0" w:line="240" w:lineRule="auto"/>
+      </w:pPr>
+      <w:r>
+        <w:rPr>
+          <w:rFonts w:ascii="Consolas" w:cs="Consolas" w:eastAsia="Consolas" w:hAnsi="Consolas"/>
+          <w:sz w:val="16"/>
+          <w:szCs w:val="16"/>
+        </w:rPr>
         <w:t xml:space="preserve">end</w:t>
       </w:r>
     </w:p>
     <w:p>
       <w:pPr>
-        <w:spacing w:after="180" w:before="60"/>
+        <w:spacing w:after="140" w:before="60"/>
         <w:jc w:val="center"/>
       </w:pPr>
       <w:r>
@@ -4300,7 +5096,7 @@
           <w:sz w:val="16"/>
           <w:szCs w:val="16"/>
         </w:rPr>
-        <w:t xml:space="preserve">    A    B    C    S_canonica    S_simplificada</w:t>
+        <w:t xml:space="preserve">    A    B    C    Cond1    Cond2    X    X_simplificada</w:t>
       </w:r>
     </w:p>
     <w:p>
@@ -4316,7 +5112,7 @@
           <w:sz w:val="16"/>
           <w:szCs w:val="16"/>
         </w:rPr>
-        <w:t xml:space="preserve">    _    _    _    __________    ______________</w:t>
+        <w:t xml:space="preserve">    _    _    _    _____    _____    _    ______________</w:t>
       </w:r>
     </w:p>
     <w:p>
@@ -4348,7 +5144,7 @@
           <w:sz w:val="16"/>
           <w:szCs w:val="16"/>
         </w:rPr>
-        <w:t xml:space="preserve">    0    0    0        0               0       </w:t>
+        <w:t xml:space="preserve">    0    0    0      0        0     0           0       </w:t>
       </w:r>
     </w:p>
     <w:p>
@@ -4364,7 +5160,7 @@
           <w:sz w:val="16"/>
           <w:szCs w:val="16"/>
         </w:rPr>
-        <w:t xml:space="preserve">    0    0    1        1               1       </w:t>
+        <w:t xml:space="preserve">    0    0    1      1        0     1           1       </w:t>
       </w:r>
     </w:p>
     <w:p>
@@ -4380,7 +5176,7 @@
           <w:sz w:val="16"/>
           <w:szCs w:val="16"/>
         </w:rPr>
-        <w:t xml:space="preserve">    0    1    0        0               0       </w:t>
+        <w:t xml:space="preserve">    0    1    0      0        0     0           0       </w:t>
       </w:r>
     </w:p>
     <w:p>
@@ -4396,7 +5192,7 @@
           <w:sz w:val="16"/>
           <w:szCs w:val="16"/>
         </w:rPr>
-        <w:t xml:space="preserve">    0    1    1        0               0       </w:t>
+        <w:t xml:space="preserve">    0    1    1      0        0     0           0       </w:t>
       </w:r>
     </w:p>
     <w:p>
@@ -4412,7 +5208,7 @@
           <w:sz w:val="16"/>
           <w:szCs w:val="16"/>
         </w:rPr>
-        <w:t xml:space="preserve">    1    0    0        0               0       </w:t>
+        <w:t xml:space="preserve">    1    0    0      0        0     0           0       </w:t>
       </w:r>
     </w:p>
     <w:p>
@@ -4428,7 +5224,7 @@
           <w:sz w:val="16"/>
           <w:szCs w:val="16"/>
         </w:rPr>
-        <w:t xml:space="preserve">    1    0    1        0               0       </w:t>
+        <w:t xml:space="preserve">    1    0    1      0        0     0           0       </w:t>
       </w:r>
     </w:p>
     <w:p>
@@ -4444,7 +5240,7 @@
           <w:sz w:val="16"/>
           <w:szCs w:val="16"/>
         </w:rPr>
-        <w:t xml:space="preserve">    1    1    0        0               0       </w:t>
+        <w:t xml:space="preserve">    1    1    0      0        0     0           0       </w:t>
       </w:r>
     </w:p>
     <w:p>
@@ -4460,7 +5256,7 @@
           <w:sz w:val="16"/>
           <w:szCs w:val="16"/>
         </w:rPr>
-        <w:t xml:space="preserve">    1    1    1        1               1       </w:t>
+        <w:t xml:space="preserve">    1    1    1      0        1     1           1       </w:t>
       </w:r>
     </w:p>
     <w:p>
@@ -4497,7 +5293,7 @@
     </w:p>
     <w:p>
       <w:pPr>
-        <w:spacing w:after="180" w:before="60"/>
+        <w:spacing w:after="140" w:before="60"/>
         <w:jc w:val="center"/>
       </w:pPr>
       <w:r>
@@ -4522,14 +5318,14 @@
           <w:sz w:val="24"/>
           <w:szCs w:val="24"/>
         </w:rPr>
-        <w:t xml:space="preserve">La tabla generada por MATLAB coincide renglón por renglón con la Tabla 2, y el mensaje final confirma que la función canónica y la simplificada son equivalentes.</w:t>
+        <w:t xml:space="preserve">La tabla de MATLAB coincide con la Tabla 2 (Cond1 y Cond2 son los términos A′·B′·C y A·B·C) y el mensaje final confirma que ambas funciones son equivalentes.</w:t>
       </w:r>
     </w:p>
     <w:p>
       <w:pPr>
         <w:pStyle w:val="Heading1"/>
         <w:keepNext/>
-        <w:spacing w:after="120" w:before="240"/>
+        <w:spacing w:after="120" w:before="180"/>
       </w:pPr>
       <w:r>
         <w:rPr>
@@ -4582,14 +5378,14 @@
           <w:sz w:val="24"/>
           <w:szCs w:val="24"/>
         </w:rPr>
-        <w:t xml:space="preserve">Se concluye que el álgebra de Boole y las compuertas lógicas permiten convertir paso a paso un requerimiento escrito, como las condiciones de apertura de una puerta, en un circuito digital que funciona y usa el menor número de componentes. Partir de la tabla de verdad garantiza que el diseño cumpla las especificaciones, la simplificación reduce el circuito y la comprobación con software valida el resultado antes de armar el circuito físico.</w:t>
+        <w:t xml:space="preserve">Se concluye que el álgebra de Boole y las compuertas lógicas permiten convertir paso a paso un requerimiento escrito, como las condiciones de apertura de una puerta, en un circuito digital que funciona con el menor número de componentes. La tabla de verdad garantiza que el diseño cumpla las especificaciones, la simplificación reduce el circuito y la comprobación con software valida el resultado antes de armarlo físicamente.</w:t>
       </w:r>
     </w:p>
     <w:p>
       <w:pPr>
         <w:pStyle w:val="Heading1"/>
         <w:keepNext/>
-        <w:spacing w:after="120" w:before="240"/>
+        <w:spacing w:after="120" w:before="180"/>
       </w:pPr>
       <w:r>
         <w:rPr>

--- a/tarea-4-compuertas-logicas/Tarea4_Circuitos_con_compuertas_logicas.docx
+++ b/tarea-4-compuertas-logicas/Tarea4_Circuitos_con_compuertas_logicas.docx
@@ -4,7 +4,53 @@
   <w:body>
     <w:p>
       <w:pPr>
-        <w:spacing w:after="700" w:before="2600"/>
+        <w:spacing w:after="100" w:before="1200"/>
+        <w:jc w:val="center"/>
+      </w:pPr>
+      <w:r>
+        <w:drawing>
+          <wp:inline distT="0" distB="0" distL="0" distR="0">
+            <wp:extent cx="1428750" cy="1371600"/>
+            <wp:effectExtent t="0" r="0" b="0" l="0"/>
+            <wp:docPr id="1" name="" descr="" title=""/>
+            <wp:cNvGraphicFramePr>
+              <a:graphicFrameLocks xmlns:a="http://schemas.openxmlformats.org/drawingml/2006/main" noChangeAspect="1"/>
+            </wp:cNvGraphicFramePr>
+            <a:graphic xmlns:a="http://schemas.openxmlformats.org/drawingml/2006/main">
+              <a:graphicData uri="http://schemas.openxmlformats.org/drawingml/2006/picture">
+                <pic:pic xmlns:pic="http://schemas.openxmlformats.org/drawingml/2006/picture">
+                  <pic:nvPicPr>
+                    <pic:cNvPr id="0" name="" descr=""/>
+                    <pic:cNvPicPr>
+                      <a:picLocks noChangeAspect="1" noChangeArrowheads="1"/>
+                    </pic:cNvPicPr>
+                  </pic:nvPicPr>
+                  <pic:blipFill>
+                    <a:blip r:embed="rId9" cstate="none"/>
+                    <a:srcRect/>
+                    <a:stretch>
+                      <a:fillRect/>
+                    </a:stretch>
+                  </pic:blipFill>
+                  <pic:spPr bwMode="auto">
+                    <a:xfrm>
+                      <a:off x="0" y="0"/>
+                      <a:ext cx="1428750" cy="1371600"/>
+                    </a:xfrm>
+                    <a:prstGeom prst="rect">
+                      <a:avLst/>
+                    </a:prstGeom>
+                  </pic:spPr>
+                </pic:pic>
+              </a:graphicData>
+            </a:graphic>
+          </wp:inline>
+        </w:drawing>
+      </w:r>
+    </w:p>
+    <w:p>
+      <w:pPr>
+        <w:spacing w:after="700" w:before="0"/>
         <w:jc w:val="center"/>
       </w:pPr>
       <w:r>
@@ -525,7 +571,7 @@
                           </pic:cNvPicPr>
                         </pic:nvPicPr>
                         <pic:blipFill>
-                          <a:blip r:embed="rId9" cstate="none"/>
+                          <a:blip r:embed="rId10" cstate="none"/>
                           <a:srcRect/>
                           <a:stretch>
                             <a:fillRect/>
@@ -679,175 +725,6 @@
               <w:drawing>
                 <wp:inline distT="0" distB="0" distL="0" distR="0">
                   <wp:extent cx="762000" cy="457200"/>
-                  <wp:effectExtent t="0" r="0" b="0" l="0"/>
-                  <wp:docPr id="1" name="" descr="" title=""/>
-                  <wp:cNvGraphicFramePr>
-                    <a:graphicFrameLocks xmlns:a="http://schemas.openxmlformats.org/drawingml/2006/main" noChangeAspect="1"/>
-                  </wp:cNvGraphicFramePr>
-                  <a:graphic xmlns:a="http://schemas.openxmlformats.org/drawingml/2006/main">
-                    <a:graphicData uri="http://schemas.openxmlformats.org/drawingml/2006/picture">
-                      <pic:pic xmlns:pic="http://schemas.openxmlformats.org/drawingml/2006/picture">
-                        <pic:nvPicPr>
-                          <pic:cNvPr id="0" name="" descr=""/>
-                          <pic:cNvPicPr>
-                            <a:picLocks noChangeAspect="1" noChangeArrowheads="1"/>
-                          </pic:cNvPicPr>
-                        </pic:nvPicPr>
-                        <pic:blipFill>
-                          <a:blip r:embed="rId10" cstate="none"/>
-                          <a:srcRect/>
-                          <a:stretch>
-                            <a:fillRect/>
-                          </a:stretch>
-                        </pic:blipFill>
-                        <pic:spPr bwMode="auto">
-                          <a:xfrm>
-                            <a:off x="0" y="0"/>
-                            <a:ext cx="762000" cy="457200"/>
-                          </a:xfrm>
-                          <a:prstGeom prst="rect">
-                            <a:avLst/>
-                          </a:prstGeom>
-                        </pic:spPr>
-                      </pic:pic>
-                    </a:graphicData>
-                  </a:graphic>
-                </wp:inline>
-              </w:drawing>
-            </w:r>
-          </w:p>
-        </w:tc>
-        <w:tc>
-          <w:tcPr>
-            <w:tcW w:type="dxa" w:w="1650"/>
-            <w:tcMar>
-              <w:top w:type="dxa" w:w="40"/>
-              <w:left w:type="dxa" w:w="80"/>
-              <w:bottom w:type="dxa" w:w="40"/>
-              <w:right w:type="dxa" w:w="80"/>
-            </w:tcMar>
-            <w:vAlign w:val="center"/>
-          </w:tcPr>
-          <w:p>
-            <w:pPr>
-              <w:spacing w:after="30" w:before="30" w:line="240" w:lineRule="auto"/>
-              <w:jc w:val="center"/>
-            </w:pPr>
-            <w:r>
-              <w:rPr>
-                <w:rFonts w:ascii="Arial" w:cs="Arial" w:eastAsia="Arial" w:hAnsi="Arial"/>
-                <w:sz w:val="20"/>
-                <w:szCs w:val="20"/>
-              </w:rPr>
-              <w:t xml:space="preserve">X = A · B</w:t>
-            </w:r>
-          </w:p>
-        </w:tc>
-        <w:tc>
-          <w:tcPr>
-            <w:tcW w:type="dxa" w:w="2750"/>
-            <w:tcMar>
-              <w:top w:type="dxa" w:w="40"/>
-              <w:left w:type="dxa" w:w="80"/>
-              <w:bottom w:type="dxa" w:w="40"/>
-              <w:right w:type="dxa" w:w="80"/>
-            </w:tcMar>
-            <w:vAlign w:val="center"/>
-          </w:tcPr>
-          <w:p>
-            <w:pPr>
-              <w:spacing w:after="30" w:before="30" w:line="240" w:lineRule="auto"/>
-              <w:jc w:val="left"/>
-            </w:pPr>
-            <w:r>
-              <w:rPr>
-                <w:rFonts w:ascii="Arial" w:cs="Arial" w:eastAsia="Arial" w:hAnsi="Arial"/>
-                <w:sz w:val="20"/>
-                <w:szCs w:val="20"/>
-              </w:rPr>
-              <w:t xml:space="preserve">Producto lógico. La salida es 1 solo cuando todas sus entradas valen 1; basta un 0 para que la salida sea 0.</w:t>
-            </w:r>
-          </w:p>
-        </w:tc>
-        <w:tc>
-          <w:tcPr>
-            <w:tcW w:type="dxa" w:w="2200"/>
-            <w:tcMar>
-              <w:top w:type="dxa" w:w="40"/>
-              <w:left w:type="dxa" w:w="80"/>
-              <w:bottom w:type="dxa" w:w="40"/>
-              <w:right w:type="dxa" w:w="80"/>
-            </w:tcMar>
-            <w:vAlign w:val="center"/>
-          </w:tcPr>
-          <w:p>
-            <w:pPr>
-              <w:spacing w:after="30" w:before="30" w:line="240" w:lineRule="auto"/>
-              <w:jc w:val="left"/>
-            </w:pPr>
-            <w:r>
-              <w:rPr>
-                <w:rFonts w:ascii="Arial" w:cs="Arial" w:eastAsia="Arial" w:hAnsi="Arial"/>
-                <w:sz w:val="20"/>
-                <w:szCs w:val="20"/>
-              </w:rPr>
-              <w:t xml:space="preserve">Prensa de mando bimanual: la máquina solo opera si el operador pulsa los dos botones al mismo tiempo.</w:t>
-            </w:r>
-          </w:p>
-        </w:tc>
-      </w:tr>
-      <w:tr>
-        <w:trPr>
-          <w:cantSplit/>
-        </w:trPr>
-        <w:tc>
-          <w:tcPr>
-            <w:tcW w:type="dxa" w:w="1250"/>
-            <w:tcMar>
-              <w:top w:type="dxa" w:w="40"/>
-              <w:left w:type="dxa" w:w="80"/>
-              <w:bottom w:type="dxa" w:w="40"/>
-              <w:right w:type="dxa" w:w="80"/>
-            </w:tcMar>
-            <w:vAlign w:val="center"/>
-          </w:tcPr>
-          <w:p>
-            <w:pPr>
-              <w:spacing w:after="30" w:before="30" w:line="240" w:lineRule="auto"/>
-              <w:jc w:val="center"/>
-            </w:pPr>
-            <w:r>
-              <w:rPr>
-                <w:rFonts w:ascii="Arial" w:cs="Arial" w:eastAsia="Arial" w:hAnsi="Arial"/>
-                <w:b/>
-                <w:bCs/>
-                <w:sz w:val="20"/>
-                <w:szCs w:val="20"/>
-              </w:rPr>
-              <w:t xml:space="preserve">OR</w:t>
-            </w:r>
-          </w:p>
-        </w:tc>
-        <w:tc>
-          <w:tcPr>
-            <w:tcW w:type="dxa" w:w="1550"/>
-            <w:tcMar>
-              <w:top w:type="dxa" w:w="40"/>
-              <w:left w:type="dxa" w:w="80"/>
-              <w:bottom w:type="dxa" w:w="40"/>
-              <w:right w:type="dxa" w:w="80"/>
-            </w:tcMar>
-            <w:vAlign w:val="center"/>
-          </w:tcPr>
-          <w:p>
-            <w:pPr>
-              <w:spacing w:after="30" w:before="30"/>
-              <w:jc w:val="center"/>
-            </w:pPr>
-            <w:r>
-              <w:drawing>
-                <wp:inline distT="0" distB="0" distL="0" distR="0">
-                  <wp:extent cx="762000" cy="438150"/>
                   <wp:effectExtent t="0" r="0" b="0" l="0"/>
                   <wp:docPr id="1" name="" descr="" title=""/>
                   <wp:cNvGraphicFramePr>
@@ -872,7 +749,7 @@
                         <pic:spPr bwMode="auto">
                           <a:xfrm>
                             <a:off x="0" y="0"/>
-                            <a:ext cx="762000" cy="438150"/>
+                            <a:ext cx="762000" cy="457200"/>
                           </a:xfrm>
                           <a:prstGeom prst="rect">
                             <a:avLst/>
@@ -908,7 +785,7 @@
                 <w:sz w:val="20"/>
                 <w:szCs w:val="20"/>
               </w:rPr>
-              <w:t xml:space="preserve">X = A + B</w:t>
+              <w:t xml:space="preserve">X = A · B</w:t>
             </w:r>
           </w:p>
         </w:tc>
@@ -934,7 +811,7 @@
                 <w:sz w:val="20"/>
                 <w:szCs w:val="20"/>
               </w:rPr>
-              <w:t xml:space="preserve">Suma lógica. La salida es 1 cuando al menos una de sus entradas vale 1; solo es 0 si todas las entradas son 0.</w:t>
+              <w:t xml:space="preserve">Producto lógico. La salida es 1 solo cuando todas sus entradas valen 1; basta un 0 para que la salida sea 0.</w:t>
             </w:r>
           </w:p>
         </w:tc>
@@ -960,7 +837,7 @@
                 <w:sz w:val="20"/>
                 <w:szCs w:val="20"/>
               </w:rPr>
-              <w:t xml:space="preserve">Timbre con botón en la puerta principal y en la trasera: suena al pulsar cualquiera de los dos.</w:t>
+              <w:t xml:space="preserve">Prensa de mando bimanual: la máquina solo opera si el operador pulsa los dos botones al mismo tiempo.</w:t>
             </w:r>
           </w:p>
         </w:tc>
@@ -993,7 +870,7 @@
                 <w:sz w:val="20"/>
                 <w:szCs w:val="20"/>
               </w:rPr>
-              <w:t xml:space="preserve">NAND</w:t>
+              <w:t xml:space="preserve">OR</w:t>
             </w:r>
           </w:p>
         </w:tc>
@@ -1016,7 +893,7 @@
             <w:r>
               <w:drawing>
                 <wp:inline distT="0" distB="0" distL="0" distR="0">
-                  <wp:extent cx="762000" cy="457200"/>
+                  <wp:extent cx="762000" cy="438150"/>
                   <wp:effectExtent t="0" r="0" b="0" l="0"/>
                   <wp:docPr id="1" name="" descr="" title=""/>
                   <wp:cNvGraphicFramePr>
@@ -1041,7 +918,7 @@
                         <pic:spPr bwMode="auto">
                           <a:xfrm>
                             <a:off x="0" y="0"/>
-                            <a:ext cx="762000" cy="457200"/>
+                            <a:ext cx="762000" cy="438150"/>
                           </a:xfrm>
                           <a:prstGeom prst="rect">
                             <a:avLst/>
@@ -1077,7 +954,7 @@
                 <w:sz w:val="20"/>
                 <w:szCs w:val="20"/>
               </w:rPr>
-              <w:t xml:space="preserve">X = (A · B)′</w:t>
+              <w:t xml:space="preserve">X = A + B</w:t>
             </w:r>
           </w:p>
         </w:tc>
@@ -1103,7 +980,7 @@
                 <w:sz w:val="20"/>
                 <w:szCs w:val="20"/>
               </w:rPr>
-              <w:t xml:space="preserve">AND negada. La salida es 0 únicamente cuando todas las entradas valen 1; en cualquier otro caso es 1.</w:t>
+              <w:t xml:space="preserve">Suma lógica. La salida es 1 cuando al menos una de sus entradas vale 1; solo es 0 si todas las entradas son 0.</w:t>
             </w:r>
           </w:p>
         </w:tc>
@@ -1129,7 +1006,7 @@
                 <w:sz w:val="20"/>
                 <w:szCs w:val="20"/>
               </w:rPr>
-              <w:t xml:space="preserve">Alarma de seguridad que se desactiva solo cuando los dos interruptores de protección están cerrados.</w:t>
+              <w:t xml:space="preserve">Timbre con botón en la puerta principal y en la trasera: suena al pulsar cualquiera de los dos.</w:t>
             </w:r>
           </w:p>
         </w:tc>
@@ -1162,7 +1039,7 @@
                 <w:sz w:val="20"/>
                 <w:szCs w:val="20"/>
               </w:rPr>
-              <w:t xml:space="preserve">NOR</w:t>
+              <w:t xml:space="preserve">NAND</w:t>
             </w:r>
           </w:p>
         </w:tc>
@@ -1185,7 +1062,7 @@
             <w:r>
               <w:drawing>
                 <wp:inline distT="0" distB="0" distL="0" distR="0">
-                  <wp:extent cx="762000" cy="438150"/>
+                  <wp:extent cx="762000" cy="457200"/>
                   <wp:effectExtent t="0" r="0" b="0" l="0"/>
                   <wp:docPr id="1" name="" descr="" title=""/>
                   <wp:cNvGraphicFramePr>
@@ -1210,7 +1087,7 @@
                         <pic:spPr bwMode="auto">
                           <a:xfrm>
                             <a:off x="0" y="0"/>
-                            <a:ext cx="762000" cy="438150"/>
+                            <a:ext cx="762000" cy="457200"/>
                           </a:xfrm>
                           <a:prstGeom prst="rect">
                             <a:avLst/>
@@ -1246,7 +1123,7 @@
                 <w:sz w:val="20"/>
                 <w:szCs w:val="20"/>
               </w:rPr>
-              <w:t xml:space="preserve">X = (A + B)′</w:t>
+              <w:t xml:space="preserve">X = (A · B)′</w:t>
             </w:r>
           </w:p>
         </w:tc>
@@ -1272,7 +1149,7 @@
                 <w:sz w:val="20"/>
                 <w:szCs w:val="20"/>
               </w:rPr>
-              <w:t xml:space="preserve">OR negada. La salida es 1 únicamente cuando todas las entradas valen 0.</w:t>
+              <w:t xml:space="preserve">AND negada. La salida es 0 únicamente cuando todas las entradas valen 1; en cualquier otro caso es 1.</w:t>
             </w:r>
           </w:p>
         </w:tc>
@@ -1298,7 +1175,7 @@
                 <w:sz w:val="20"/>
                 <w:szCs w:val="20"/>
               </w:rPr>
-              <w:t xml:space="preserve">Indicador de “sistema en reposo”: se enciende solo cuando ningún motor está en marcha.</w:t>
+              <w:t xml:space="preserve">Alarma de seguridad que se desactiva solo cuando los dos interruptores de protección están cerrados.</w:t>
             </w:r>
           </w:p>
         </w:tc>
@@ -1331,7 +1208,7 @@
                 <w:sz w:val="20"/>
                 <w:szCs w:val="20"/>
               </w:rPr>
-              <w:t xml:space="preserve">XOR</w:t>
+              <w:t xml:space="preserve">NOR</w:t>
             </w:r>
           </w:p>
         </w:tc>
@@ -1415,7 +1292,7 @@
                 <w:sz w:val="20"/>
                 <w:szCs w:val="20"/>
               </w:rPr>
-              <w:t xml:space="preserve">X = A ⊕ B</w:t>
+              <w:t xml:space="preserve">X = (A + B)′</w:t>
             </w:r>
           </w:p>
         </w:tc>
@@ -1441,7 +1318,7 @@
                 <w:sz w:val="20"/>
                 <w:szCs w:val="20"/>
               </w:rPr>
-              <w:t xml:space="preserve">OR exclusiva. La salida es 1 cuando sus entradas tienen valores diferentes, y 0 cuando son iguales.</w:t>
+              <w:t xml:space="preserve">OR negada. La salida es 1 únicamente cuando todas las entradas valen 0.</w:t>
             </w:r>
           </w:p>
         </w:tc>
@@ -1467,7 +1344,7 @@
                 <w:sz w:val="20"/>
                 <w:szCs w:val="20"/>
               </w:rPr>
-              <w:t xml:space="preserve">Luz de escalera con dos apagadores: cambia de estado al accionar cualquiera de ellos.</w:t>
+              <w:t xml:space="preserve">Indicador de “sistema en reposo”: se enciende solo cuando ningún motor está en marcha.</w:t>
             </w:r>
           </w:p>
         </w:tc>
@@ -1500,7 +1377,7 @@
                 <w:sz w:val="20"/>
                 <w:szCs w:val="20"/>
               </w:rPr>
-              <w:t xml:space="preserve">XNOR</w:t>
+              <w:t xml:space="preserve">XOR</w:t>
             </w:r>
           </w:p>
         </w:tc>
@@ -1584,6 +1461,175 @@
                 <w:sz w:val="20"/>
                 <w:szCs w:val="20"/>
               </w:rPr>
+              <w:t xml:space="preserve">X = A ⊕ B</w:t>
+            </w:r>
+          </w:p>
+        </w:tc>
+        <w:tc>
+          <w:tcPr>
+            <w:tcW w:type="dxa" w:w="2750"/>
+            <w:tcMar>
+              <w:top w:type="dxa" w:w="40"/>
+              <w:left w:type="dxa" w:w="80"/>
+              <w:bottom w:type="dxa" w:w="40"/>
+              <w:right w:type="dxa" w:w="80"/>
+            </w:tcMar>
+            <w:vAlign w:val="center"/>
+          </w:tcPr>
+          <w:p>
+            <w:pPr>
+              <w:spacing w:after="30" w:before="30" w:line="240" w:lineRule="auto"/>
+              <w:jc w:val="left"/>
+            </w:pPr>
+            <w:r>
+              <w:rPr>
+                <w:rFonts w:ascii="Arial" w:cs="Arial" w:eastAsia="Arial" w:hAnsi="Arial"/>
+                <w:sz w:val="20"/>
+                <w:szCs w:val="20"/>
+              </w:rPr>
+              <w:t xml:space="preserve">OR exclusiva. La salida es 1 cuando sus entradas tienen valores diferentes, y 0 cuando son iguales.</w:t>
+            </w:r>
+          </w:p>
+        </w:tc>
+        <w:tc>
+          <w:tcPr>
+            <w:tcW w:type="dxa" w:w="2200"/>
+            <w:tcMar>
+              <w:top w:type="dxa" w:w="40"/>
+              <w:left w:type="dxa" w:w="80"/>
+              <w:bottom w:type="dxa" w:w="40"/>
+              <w:right w:type="dxa" w:w="80"/>
+            </w:tcMar>
+            <w:vAlign w:val="center"/>
+          </w:tcPr>
+          <w:p>
+            <w:pPr>
+              <w:spacing w:after="30" w:before="30" w:line="240" w:lineRule="auto"/>
+              <w:jc w:val="left"/>
+            </w:pPr>
+            <w:r>
+              <w:rPr>
+                <w:rFonts w:ascii="Arial" w:cs="Arial" w:eastAsia="Arial" w:hAnsi="Arial"/>
+                <w:sz w:val="20"/>
+                <w:szCs w:val="20"/>
+              </w:rPr>
+              <w:t xml:space="preserve">Luz de escalera con dos apagadores: cambia de estado al accionar cualquiera de ellos.</w:t>
+            </w:r>
+          </w:p>
+        </w:tc>
+      </w:tr>
+      <w:tr>
+        <w:trPr>
+          <w:cantSplit/>
+        </w:trPr>
+        <w:tc>
+          <w:tcPr>
+            <w:tcW w:type="dxa" w:w="1250"/>
+            <w:tcMar>
+              <w:top w:type="dxa" w:w="40"/>
+              <w:left w:type="dxa" w:w="80"/>
+              <w:bottom w:type="dxa" w:w="40"/>
+              <w:right w:type="dxa" w:w="80"/>
+            </w:tcMar>
+            <w:vAlign w:val="center"/>
+          </w:tcPr>
+          <w:p>
+            <w:pPr>
+              <w:spacing w:after="30" w:before="30" w:line="240" w:lineRule="auto"/>
+              <w:jc w:val="center"/>
+            </w:pPr>
+            <w:r>
+              <w:rPr>
+                <w:rFonts w:ascii="Arial" w:cs="Arial" w:eastAsia="Arial" w:hAnsi="Arial"/>
+                <w:b/>
+                <w:bCs/>
+                <w:sz w:val="20"/>
+                <w:szCs w:val="20"/>
+              </w:rPr>
+              <w:t xml:space="preserve">XNOR</w:t>
+            </w:r>
+          </w:p>
+        </w:tc>
+        <w:tc>
+          <w:tcPr>
+            <w:tcW w:type="dxa" w:w="1550"/>
+            <w:tcMar>
+              <w:top w:type="dxa" w:w="40"/>
+              <w:left w:type="dxa" w:w="80"/>
+              <w:bottom w:type="dxa" w:w="40"/>
+              <w:right w:type="dxa" w:w="80"/>
+            </w:tcMar>
+            <w:vAlign w:val="center"/>
+          </w:tcPr>
+          <w:p>
+            <w:pPr>
+              <w:spacing w:after="30" w:before="30"/>
+              <w:jc w:val="center"/>
+            </w:pPr>
+            <w:r>
+              <w:drawing>
+                <wp:inline distT="0" distB="0" distL="0" distR="0">
+                  <wp:extent cx="762000" cy="438150"/>
+                  <wp:effectExtent t="0" r="0" b="0" l="0"/>
+                  <wp:docPr id="1" name="" descr="" title=""/>
+                  <wp:cNvGraphicFramePr>
+                    <a:graphicFrameLocks xmlns:a="http://schemas.openxmlformats.org/drawingml/2006/main" noChangeAspect="1"/>
+                  </wp:cNvGraphicFramePr>
+                  <a:graphic xmlns:a="http://schemas.openxmlformats.org/drawingml/2006/main">
+                    <a:graphicData uri="http://schemas.openxmlformats.org/drawingml/2006/picture">
+                      <pic:pic xmlns:pic="http://schemas.openxmlformats.org/drawingml/2006/picture">
+                        <pic:nvPicPr>
+                          <pic:cNvPr id="0" name="" descr=""/>
+                          <pic:cNvPicPr>
+                            <a:picLocks noChangeAspect="1" noChangeArrowheads="1"/>
+                          </pic:cNvPicPr>
+                        </pic:nvPicPr>
+                        <pic:blipFill>
+                          <a:blip r:embed="rId16" cstate="none"/>
+                          <a:srcRect/>
+                          <a:stretch>
+                            <a:fillRect/>
+                          </a:stretch>
+                        </pic:blipFill>
+                        <pic:spPr bwMode="auto">
+                          <a:xfrm>
+                            <a:off x="0" y="0"/>
+                            <a:ext cx="762000" cy="438150"/>
+                          </a:xfrm>
+                          <a:prstGeom prst="rect">
+                            <a:avLst/>
+                          </a:prstGeom>
+                        </pic:spPr>
+                      </pic:pic>
+                    </a:graphicData>
+                  </a:graphic>
+                </wp:inline>
+              </w:drawing>
+            </w:r>
+          </w:p>
+        </w:tc>
+        <w:tc>
+          <w:tcPr>
+            <w:tcW w:type="dxa" w:w="1650"/>
+            <w:tcMar>
+              <w:top w:type="dxa" w:w="40"/>
+              <w:left w:type="dxa" w:w="80"/>
+              <w:bottom w:type="dxa" w:w="40"/>
+              <w:right w:type="dxa" w:w="80"/>
+            </w:tcMar>
+            <w:vAlign w:val="center"/>
+          </w:tcPr>
+          <w:p>
+            <w:pPr>
+              <w:spacing w:after="30" w:before="30" w:line="240" w:lineRule="auto"/>
+              <w:jc w:val="center"/>
+            </w:pPr>
+            <w:r>
+              <w:rPr>
+                <w:rFonts w:ascii="Arial" w:cs="Arial" w:eastAsia="Arial" w:hAnsi="Arial"/>
+                <w:sz w:val="20"/>
+                <w:szCs w:val="20"/>
+              </w:rPr>
               <w:t xml:space="preserve">X = (A ⊕ B)′ = A ⊙ B</w:t>
             </w:r>
           </w:p>
@@ -4457,7 +4503,7 @@
                     </pic:cNvPicPr>
                   </pic:nvPicPr>
                   <pic:blipFill>
-                    <a:blip r:embed="rId16" cstate="none"/>
+                    <a:blip r:embed="rId17" cstate="none"/>
                     <a:srcRect/>
                     <a:stretch>
                       <a:fillRect/>
@@ -4534,7 +4580,7 @@
                     </pic:cNvPicPr>
                   </pic:nvPicPr>
                   <pic:blipFill>
-                    <a:blip r:embed="rId17" cstate="none"/>
+                    <a:blip r:embed="rId18" cstate="none"/>
                     <a:srcRect/>
                     <a:stretch>
                       <a:fillRect/>
